--- a/lessons/5-4/homework.docx
+++ b/lessons/5-4/homework.docx
@@ -106,7 +106,55 @@
     </w:p>
     <w:p>
       <w:pPr>
-        <w:spacing w:after="60"/>
+        <w:keepNext/>
+        <w:spacing w:after="20" w:before="80"/>
+        <w:jc w:val="center"/>
+      </w:pPr>
+      <w:r>
+        <w:drawing>
+          <wp:inline distT="0" distB="0" distL="0" distR="0">
+            <wp:extent cx="1047750" cy="790575"/>
+            <wp:effectExtent t="0" r="0" b="0" l="0"/>
+            <wp:docPr id="1" name="" descr="" title=""/>
+            <wp:cNvGraphicFramePr>
+              <a:graphicFrameLocks xmlns:a="http://schemas.openxmlformats.org/drawingml/2006/main" noChangeAspect="1"/>
+            </wp:cNvGraphicFramePr>
+            <a:graphic xmlns:a="http://schemas.openxmlformats.org/drawingml/2006/main">
+              <a:graphicData uri="http://schemas.openxmlformats.org/drawingml/2006/picture">
+                <pic:pic xmlns:pic="http://schemas.openxmlformats.org/drawingml/2006/picture">
+                  <pic:nvPicPr>
+                    <pic:cNvPr id="0" name="" descr=""/>
+                    <pic:cNvPicPr>
+                      <a:picLocks noChangeAspect="1" noChangeArrowheads="1"/>
+                    </pic:cNvPicPr>
+                  </pic:nvPicPr>
+                  <pic:blipFill>
+                    <a:blip r:embed="rId7" cstate="none"/>
+                    <a:srcRect/>
+                    <a:stretch>
+                      <a:fillRect/>
+                    </a:stretch>
+                  </pic:blipFill>
+                  <pic:spPr bwMode="auto">
+                    <a:xfrm>
+                      <a:off x="0" y="0"/>
+                      <a:ext cx="1047750" cy="790575"/>
+                    </a:xfrm>
+                    <a:prstGeom prst="rect">
+                      <a:avLst/>
+                    </a:prstGeom>
+                  </pic:spPr>
+                </pic:pic>
+              </a:graphicData>
+            </a:graphic>
+          </wp:inline>
+        </w:drawing>
+      </w:r>
+    </w:p>
+    <w:p>
+      <w:pPr>
+        <w:keepNext/>
+        <w:spacing w:after="120"/>
       </w:pPr>
       <w:r>
         <w:rPr>
@@ -116,12 +164,60 @@
         <w:t xml:space="preserve">Regular Polygon (Polígono regular)</w:t>
       </w:r>
       <w:r>
-        <w:t xml:space="preserve"> — A polygon with all sides equal in length and all angles equal in measure</w:t>
-      </w:r>
-    </w:p>
-    <w:p>
-      <w:pPr>
-        <w:spacing w:after="60"/>
+        <w:t xml:space="preserve"> — A shape where all sides and all angles are equal.</w:t>
+      </w:r>
+    </w:p>
+    <w:p>
+      <w:pPr>
+        <w:keepNext/>
+        <w:spacing w:after="20" w:before="80"/>
+        <w:jc w:val="center"/>
+      </w:pPr>
+      <w:r>
+        <w:drawing>
+          <wp:inline distT="0" distB="0" distL="0" distR="0">
+            <wp:extent cx="1047750" cy="790575"/>
+            <wp:effectExtent t="0" r="0" b="0" l="0"/>
+            <wp:docPr id="1" name="" descr="" title=""/>
+            <wp:cNvGraphicFramePr>
+              <a:graphicFrameLocks xmlns:a="http://schemas.openxmlformats.org/drawingml/2006/main" noChangeAspect="1"/>
+            </wp:cNvGraphicFramePr>
+            <a:graphic xmlns:a="http://schemas.openxmlformats.org/drawingml/2006/main">
+              <a:graphicData uri="http://schemas.openxmlformats.org/drawingml/2006/picture">
+                <pic:pic xmlns:pic="http://schemas.openxmlformats.org/drawingml/2006/picture">
+                  <pic:nvPicPr>
+                    <pic:cNvPr id="0" name="" descr=""/>
+                    <pic:cNvPicPr>
+                      <a:picLocks noChangeAspect="1" noChangeArrowheads="1"/>
+                    </pic:cNvPicPr>
+                  </pic:nvPicPr>
+                  <pic:blipFill>
+                    <a:blip r:embed="rId8" cstate="none"/>
+                    <a:srcRect/>
+                    <a:stretch>
+                      <a:fillRect/>
+                    </a:stretch>
+                  </pic:blipFill>
+                  <pic:spPr bwMode="auto">
+                    <a:xfrm>
+                      <a:off x="0" y="0"/>
+                      <a:ext cx="1047750" cy="790575"/>
+                    </a:xfrm>
+                    <a:prstGeom prst="rect">
+                      <a:avLst/>
+                    </a:prstGeom>
+                  </pic:spPr>
+                </pic:pic>
+              </a:graphicData>
+            </a:graphic>
+          </wp:inline>
+        </w:drawing>
+      </w:r>
+    </w:p>
+    <w:p>
+      <w:pPr>
+        <w:keepNext/>
+        <w:spacing w:after="120"/>
       </w:pPr>
       <w:r>
         <w:rPr>
@@ -131,12 +227,60 @@
         <w:t xml:space="preserve">Decompose (Descomponer)</w:t>
       </w:r>
       <w:r>
-        <w:t xml:space="preserve"> — To break a shape into smaller, simpler shapes</w:t>
-      </w:r>
-    </w:p>
-    <w:p>
-      <w:pPr>
-        <w:spacing w:after="60"/>
+        <w:t xml:space="preserve"> — To break a shape into smaller, simpler shapes.</w:t>
+      </w:r>
+    </w:p>
+    <w:p>
+      <w:pPr>
+        <w:keepNext/>
+        <w:spacing w:after="20" w:before="80"/>
+        <w:jc w:val="center"/>
+      </w:pPr>
+      <w:r>
+        <w:drawing>
+          <wp:inline distT="0" distB="0" distL="0" distR="0">
+            <wp:extent cx="1047750" cy="790575"/>
+            <wp:effectExtent t="0" r="0" b="0" l="0"/>
+            <wp:docPr id="1" name="" descr="" title=""/>
+            <wp:cNvGraphicFramePr>
+              <a:graphicFrameLocks xmlns:a="http://schemas.openxmlformats.org/drawingml/2006/main" noChangeAspect="1"/>
+            </wp:cNvGraphicFramePr>
+            <a:graphic xmlns:a="http://schemas.openxmlformats.org/drawingml/2006/main">
+              <a:graphicData uri="http://schemas.openxmlformats.org/drawingml/2006/picture">
+                <pic:pic xmlns:pic="http://schemas.openxmlformats.org/drawingml/2006/picture">
+                  <pic:nvPicPr>
+                    <pic:cNvPr id="0" name="" descr=""/>
+                    <pic:cNvPicPr>
+                      <a:picLocks noChangeAspect="1" noChangeArrowheads="1"/>
+                    </pic:cNvPicPr>
+                  </pic:nvPicPr>
+                  <pic:blipFill>
+                    <a:blip r:embed="rId7" cstate="none"/>
+                    <a:srcRect/>
+                    <a:stretch>
+                      <a:fillRect/>
+                    </a:stretch>
+                  </pic:blipFill>
+                  <pic:spPr bwMode="auto">
+                    <a:xfrm>
+                      <a:off x="0" y="0"/>
+                      <a:ext cx="1047750" cy="790575"/>
+                    </a:xfrm>
+                    <a:prstGeom prst="rect">
+                      <a:avLst/>
+                    </a:prstGeom>
+                  </pic:spPr>
+                </pic:pic>
+              </a:graphicData>
+            </a:graphic>
+          </wp:inline>
+        </w:drawing>
+      </w:r>
+    </w:p>
+    <w:p>
+      <w:pPr>
+        <w:keepNext/>
+        <w:spacing w:after="120"/>
       </w:pPr>
       <w:r>
         <w:rPr>
@@ -146,12 +290,60 @@
         <w:t xml:space="preserve">Triangle (Triángulo)</w:t>
       </w:r>
       <w:r>
-        <w:t xml:space="preserve"> — A polygon with three sides and three angles</w:t>
-      </w:r>
-    </w:p>
-    <w:p>
-      <w:pPr>
-        <w:spacing w:after="60"/>
+        <w:t xml:space="preserve"> — A shape with three sides.</w:t>
+      </w:r>
+    </w:p>
+    <w:p>
+      <w:pPr>
+        <w:keepNext/>
+        <w:spacing w:after="20" w:before="80"/>
+        <w:jc w:val="center"/>
+      </w:pPr>
+      <w:r>
+        <w:drawing>
+          <wp:inline distT="0" distB="0" distL="0" distR="0">
+            <wp:extent cx="1047750" cy="790575"/>
+            <wp:effectExtent t="0" r="0" b="0" l="0"/>
+            <wp:docPr id="1" name="" descr="" title=""/>
+            <wp:cNvGraphicFramePr>
+              <a:graphicFrameLocks xmlns:a="http://schemas.openxmlformats.org/drawingml/2006/main" noChangeAspect="1"/>
+            </wp:cNvGraphicFramePr>
+            <a:graphic xmlns:a="http://schemas.openxmlformats.org/drawingml/2006/main">
+              <a:graphicData uri="http://schemas.openxmlformats.org/drawingml/2006/picture">
+                <pic:pic xmlns:pic="http://schemas.openxmlformats.org/drawingml/2006/picture">
+                  <pic:nvPicPr>
+                    <pic:cNvPr id="0" name="" descr=""/>
+                    <pic:cNvPicPr>
+                      <a:picLocks noChangeAspect="1" noChangeArrowheads="1"/>
+                    </pic:cNvPicPr>
+                  </pic:nvPicPr>
+                  <pic:blipFill>
+                    <a:blip r:embed="rId9" cstate="none"/>
+                    <a:srcRect/>
+                    <a:stretch>
+                      <a:fillRect/>
+                    </a:stretch>
+                  </pic:blipFill>
+                  <pic:spPr bwMode="auto">
+                    <a:xfrm>
+                      <a:off x="0" y="0"/>
+                      <a:ext cx="1047750" cy="790575"/>
+                    </a:xfrm>
+                    <a:prstGeom prst="rect">
+                      <a:avLst/>
+                    </a:prstGeom>
+                  </pic:spPr>
+                </pic:pic>
+              </a:graphicData>
+            </a:graphic>
+          </wp:inline>
+        </w:drawing>
+      </w:r>
+    </w:p>
+    <w:p>
+      <w:pPr>
+        <w:keepNext/>
+        <w:spacing w:after="120"/>
       </w:pPr>
       <w:r>
         <w:rPr>
@@ -161,12 +353,60 @@
         <w:t xml:space="preserve">Composite (Compuesto)</w:t>
       </w:r>
       <w:r>
-        <w:t xml:space="preserve"> — Made up of two or more simpler shapes combined together</w:t>
-      </w:r>
-    </w:p>
-    <w:p>
-      <w:pPr>
-        <w:spacing w:after="60"/>
+        <w:t xml:space="preserve"> — Made by putting two or more simple shapes together.</w:t>
+      </w:r>
+    </w:p>
+    <w:p>
+      <w:pPr>
+        <w:keepNext/>
+        <w:spacing w:after="20" w:before="80"/>
+        <w:jc w:val="center"/>
+      </w:pPr>
+      <w:r>
+        <w:drawing>
+          <wp:inline distT="0" distB="0" distL="0" distR="0">
+            <wp:extent cx="1047750" cy="790575"/>
+            <wp:effectExtent t="0" r="0" b="0" l="0"/>
+            <wp:docPr id="1" name="" descr="" title=""/>
+            <wp:cNvGraphicFramePr>
+              <a:graphicFrameLocks xmlns:a="http://schemas.openxmlformats.org/drawingml/2006/main" noChangeAspect="1"/>
+            </wp:cNvGraphicFramePr>
+            <a:graphic xmlns:a="http://schemas.openxmlformats.org/drawingml/2006/main">
+              <a:graphicData uri="http://schemas.openxmlformats.org/drawingml/2006/picture">
+                <pic:pic xmlns:pic="http://schemas.openxmlformats.org/drawingml/2006/picture">
+                  <pic:nvPicPr>
+                    <pic:cNvPr id="0" name="" descr=""/>
+                    <pic:cNvPicPr>
+                      <a:picLocks noChangeAspect="1" noChangeArrowheads="1"/>
+                    </pic:cNvPicPr>
+                  </pic:nvPicPr>
+                  <pic:blipFill>
+                    <a:blip r:embed="rId9" cstate="none"/>
+                    <a:srcRect/>
+                    <a:stretch>
+                      <a:fillRect/>
+                    </a:stretch>
+                  </pic:blipFill>
+                  <pic:spPr bwMode="auto">
+                    <a:xfrm>
+                      <a:off x="0" y="0"/>
+                      <a:ext cx="1047750" cy="790575"/>
+                    </a:xfrm>
+                    <a:prstGeom prst="rect">
+                      <a:avLst/>
+                    </a:prstGeom>
+                  </pic:spPr>
+                </pic:pic>
+              </a:graphicData>
+            </a:graphic>
+          </wp:inline>
+        </w:drawing>
+      </w:r>
+    </w:p>
+    <w:p>
+      <w:pPr>
+        <w:keepNext/>
+        <w:spacing w:after="120"/>
       </w:pPr>
       <w:r>
         <w:rPr>
@@ -176,12 +416,60 @@
         <w:t xml:space="preserve">Composite figure (Figura compuesta)</w:t>
       </w:r>
       <w:r>
-        <w:t xml:space="preserve"> — A shape made of two or more basic shapes combined</w:t>
-      </w:r>
-    </w:p>
-    <w:p>
-      <w:pPr>
-        <w:spacing w:after="60"/>
+        <w:t xml:space="preserve"> — A shape made by putting two or more simple shapes together.</w:t>
+      </w:r>
+    </w:p>
+    <w:p>
+      <w:pPr>
+        <w:keepNext/>
+        <w:spacing w:after="20" w:before="80"/>
+        <w:jc w:val="center"/>
+      </w:pPr>
+      <w:r>
+        <w:drawing>
+          <wp:inline distT="0" distB="0" distL="0" distR="0">
+            <wp:extent cx="1047750" cy="790575"/>
+            <wp:effectExtent t="0" r="0" b="0" l="0"/>
+            <wp:docPr id="1" name="" descr="" title=""/>
+            <wp:cNvGraphicFramePr>
+              <a:graphicFrameLocks xmlns:a="http://schemas.openxmlformats.org/drawingml/2006/main" noChangeAspect="1"/>
+            </wp:cNvGraphicFramePr>
+            <a:graphic xmlns:a="http://schemas.openxmlformats.org/drawingml/2006/main">
+              <a:graphicData uri="http://schemas.openxmlformats.org/drawingml/2006/picture">
+                <pic:pic xmlns:pic="http://schemas.openxmlformats.org/drawingml/2006/picture">
+                  <pic:nvPicPr>
+                    <pic:cNvPr id="0" name="" descr=""/>
+                    <pic:cNvPicPr>
+                      <a:picLocks noChangeAspect="1" noChangeArrowheads="1"/>
+                    </pic:cNvPicPr>
+                  </pic:nvPicPr>
+                  <pic:blipFill>
+                    <a:blip r:embed="rId10" cstate="none"/>
+                    <a:srcRect/>
+                    <a:stretch>
+                      <a:fillRect/>
+                    </a:stretch>
+                  </pic:blipFill>
+                  <pic:spPr bwMode="auto">
+                    <a:xfrm>
+                      <a:off x="0" y="0"/>
+                      <a:ext cx="1047750" cy="790575"/>
+                    </a:xfrm>
+                    <a:prstGeom prst="rect">
+                      <a:avLst/>
+                    </a:prstGeom>
+                  </pic:spPr>
+                </pic:pic>
+              </a:graphicData>
+            </a:graphic>
+          </wp:inline>
+        </w:drawing>
+      </w:r>
+    </w:p>
+    <w:p>
+      <w:pPr>
+        <w:keepNext/>
+        <w:spacing w:after="120"/>
       </w:pPr>
       <w:r>
         <w:rPr>
@@ -191,7 +479,7 @@
         <w:t xml:space="preserve">Formula (Fórmula)</w:t>
       </w:r>
       <w:r>
-        <w:t xml:space="preserve"> — A mathematical rule written with symbols</w:t>
+        <w:t xml:space="preserve"> — A math rule written with symbols.</w:t>
       </w:r>
     </w:p>
     <w:p>

--- a/lessons/5-4/homework.docx
+++ b/lessons/5-4/homework.docx
@@ -24,7 +24,7 @@
           <w:i/>
           <w:iCs/>
         </w:rPr>
-        <w:t xml:space="preserve">Lesson 5-4  •  Standard 6.G.1</w:t>
+        <w:t xml:space="preserve">Lesson 5-4  •  Standard 6.GR.1</w:t>
       </w:r>
     </w:p>
     <w:p>
@@ -1375,39 +1375,43 @@
           <w:b/>
           <w:bCs/>
         </w:rPr>
-        <w:t xml:space="preserve">6. A regular hexagon has 6 equal triangles, each with area 8 cm². What is the hexagon's area?</w:t>
-      </w:r>
-    </w:p>
-    <w:p>
-      <w:pPr>
-        <w:spacing w:after="40" w:before="0"/>
-      </w:pPr>
-      <w:r>
-        <w:t xml:space="preserve">     A. 48 cm²</w:t>
-      </w:r>
-    </w:p>
-    <w:p>
-      <w:pPr>
-        <w:spacing w:after="40" w:before="0"/>
-      </w:pPr>
-      <w:r>
-        <w:t xml:space="preserve">     B. 14 cm²</w:t>
-      </w:r>
-    </w:p>
-    <w:p>
-      <w:pPr>
-        <w:spacing w:after="40" w:before="0"/>
-      </w:pPr>
-      <w:r>
-        <w:t xml:space="preserve">     C. 8 cm²</w:t>
-      </w:r>
-    </w:p>
-    <w:p>
-      <w:pPr>
-        <w:spacing w:after="40" w:before="0"/>
-      </w:pPr>
-      <w:r>
-        <w:t xml:space="preserve">     D. 24 cm²</w:t>
+        <w:t xml:space="preserve">6. onLevel — Spot the Common Mistake</w:t>
+      </w:r>
+    </w:p>
+    <w:p>
+      <w:pPr>
+        <w:spacing w:after="40" w:before="0"/>
+      </w:pPr>
+      <w:r>
+        <w:t xml:space="preserve">   Step 1 (Read): A student is working on Area of Regular Polygons.</w:t>
+      </w:r>
+    </w:p>
+    <w:p>
+      <w:pPr>
+        <w:spacing w:after="40" w:before="0"/>
+      </w:pPr>
+      <w:r>
+        <w:t xml:space="preserve">   Step 2 (Attempt): They ignored the rule: A regular polygon splits into the same number of triangles as it has sides, so total area = (one triangle's area) × (number of sides).</w:t>
+      </w:r>
+    </w:p>
+    <w:p>
+      <w:pPr>
+        <w:spacing w:after="40" w:before="0"/>
+      </w:pPr>
+      <w:r>
+        <w:t xml:space="preserve">   Step 3 (Check): The answer does not match the math rule from class.</w:t>
+      </w:r>
+    </w:p>
+    <w:p>
+      <w:pPr>
+        <w:spacing w:after="60" w:before="0"/>
+      </w:pPr>
+      <w:r>
+        <w:rPr>
+          <w:i/>
+          <w:iCs/>
+        </w:rPr>
+        <w:t xml:space="preserve">Which step has the mistake? Explain and fix it:</w:t>
       </w:r>
     </w:p>
     <w:p>
@@ -1423,6 +1427,28 @@
     </w:p>
     <w:p>
       <w:pPr>
+        <w:spacing w:after="60" w:before="120"/>
+      </w:pPr>
+      <w:r>
+        <w:rPr>
+          <w:color w:val="BBBBBB"/>
+        </w:rPr>
+        <w:t xml:space="preserve">______________________________________________________________________</w:t>
+      </w:r>
+    </w:p>
+    <w:p>
+      <w:pPr>
+        <w:spacing w:after="60" w:before="120"/>
+      </w:pPr>
+      <w:r>
+        <w:rPr>
+          <w:color w:val="BBBBBB"/>
+        </w:rPr>
+        <w:t xml:space="preserve">______________________________________________________________________</w:t>
+      </w:r>
+    </w:p>
+    <w:p>
+      <w:pPr>
         <w:spacing w:after="80" w:before="0"/>
       </w:pPr>
       <w:r>
@@ -1430,39 +1456,39 @@
           <w:b/>
           <w:bCs/>
         </w:rPr>
-        <w:t xml:space="preserve">7. A regular pentagon is split into 5 equal triangles. If the whole area is 60 in², what is one triangle's area?</w:t>
-      </w:r>
-    </w:p>
-    <w:p>
-      <w:pPr>
-        <w:spacing w:after="40" w:before="0"/>
-      </w:pPr>
-      <w:r>
-        <w:t xml:space="preserve">     A. 12 in²</w:t>
-      </w:r>
-    </w:p>
-    <w:p>
-      <w:pPr>
-        <w:spacing w:after="40" w:before="0"/>
-      </w:pPr>
-      <w:r>
-        <w:t xml:space="preserve">     B. 5 in²</w:t>
-      </w:r>
-    </w:p>
-    <w:p>
-      <w:pPr>
-        <w:spacing w:after="40" w:before="0"/>
-      </w:pPr>
-      <w:r>
-        <w:t xml:space="preserve">     C. 300 in²</w:t>
-      </w:r>
-    </w:p>
-    <w:p>
-      <w:pPr>
-        <w:spacing w:after="40" w:before="0"/>
-      </w:pPr>
-      <w:r>
-        <w:t xml:space="preserve">     D. 15 in²</w:t>
+        <w:t xml:space="preserve">7. A regular hexagonal floor tile splits from its center into 6 congruent triangles, each with an area of 12 cm². What is the total area of the tile?</w:t>
+      </w:r>
+    </w:p>
+    <w:p>
+      <w:pPr>
+        <w:spacing w:after="40" w:before="0"/>
+      </w:pPr>
+      <w:r>
+        <w:t xml:space="preserve">     A. 72 cm²</w:t>
+      </w:r>
+    </w:p>
+    <w:p>
+      <w:pPr>
+        <w:spacing w:after="40" w:before="0"/>
+      </w:pPr>
+      <w:r>
+        <w:t xml:space="preserve">     B. 12 cm²</w:t>
+      </w:r>
+    </w:p>
+    <w:p>
+      <w:pPr>
+        <w:spacing w:after="40" w:before="0"/>
+      </w:pPr>
+      <w:r>
+        <w:t xml:space="preserve">     C. 36 cm²</w:t>
+      </w:r>
+    </w:p>
+    <w:p>
+      <w:pPr>
+        <w:spacing w:after="40" w:before="0"/>
+      </w:pPr>
+      <w:r>
+        <w:t xml:space="preserve">     D. 18 cm²</w:t>
       </w:r>
     </w:p>
     <w:p>
@@ -1485,39 +1511,39 @@
           <w:b/>
           <w:bCs/>
         </w:rPr>
-        <w:t xml:space="preserve">8. Why can a regular polygon's area be found by splitting it into congruent triangles?</w:t>
-      </w:r>
-    </w:p>
-    <w:p>
-      <w:pPr>
-        <w:spacing w:after="40" w:before="0"/>
-      </w:pPr>
-      <w:r>
-        <w:t xml:space="preserve">     A. All the triangles are the same size, so you can multiply one triangle's area by the number of sides</w:t>
-      </w:r>
-    </w:p>
-    <w:p>
-      <w:pPr>
-        <w:spacing w:after="40" w:before="0"/>
-      </w:pPr>
-      <w:r>
-        <w:t xml:space="preserve">     B. Polygons are always squares</w:t>
-      </w:r>
-    </w:p>
-    <w:p>
-      <w:pPr>
-        <w:spacing w:after="40" w:before="0"/>
-      </w:pPr>
-      <w:r>
-        <w:t xml:space="preserve">     C. Triangles have no area</w:t>
-      </w:r>
-    </w:p>
-    <w:p>
-      <w:pPr>
-        <w:spacing w:after="40" w:before="0"/>
-      </w:pPr>
-      <w:r>
-        <w:t xml:space="preserve">     D. Each triangle is different</w:t>
+        <w:t xml:space="preserve">8. A regular pentagonal tile splits into 5 congruent triangles. Each triangle has a base of 4 in and a height of 6 in. What is the total area of the tile?</w:t>
+      </w:r>
+    </w:p>
+    <w:p>
+      <w:pPr>
+        <w:spacing w:after="40" w:before="0"/>
+      </w:pPr>
+      <w:r>
+        <w:t xml:space="preserve">     A. 60 in²</w:t>
+      </w:r>
+    </w:p>
+    <w:p>
+      <w:pPr>
+        <w:spacing w:after="40" w:before="0"/>
+      </w:pPr>
+      <w:r>
+        <w:t xml:space="preserve">     B. 12 in²</w:t>
+      </w:r>
+    </w:p>
+    <w:p>
+      <w:pPr>
+        <w:spacing w:after="40" w:before="0"/>
+      </w:pPr>
+      <w:r>
+        <w:t xml:space="preserve">     C. 24 in²</w:t>
+      </w:r>
+    </w:p>
+    <w:p>
+      <w:pPr>
+        <w:spacing w:after="40" w:before="0"/>
+      </w:pPr>
+      <w:r>
+        <w:t xml:space="preserve">     D. 120 in²</w:t>
       </w:r>
     </w:p>
     <w:p>
@@ -1540,41 +1566,214 @@
           <w:b/>
           <w:bCs/>
         </w:rPr>
-        <w:t xml:space="preserve">9. A regular octagon splits into 8 triangles, each with area 5.5 m². What is the total area?</w:t>
-      </w:r>
-    </w:p>
-    <w:p>
-      <w:pPr>
-        <w:spacing w:after="40" w:before="0"/>
-      </w:pPr>
-      <w:r>
-        <w:t xml:space="preserve">     A. 44 m²</w:t>
-      </w:r>
-    </w:p>
-    <w:p>
-      <w:pPr>
-        <w:spacing w:after="40" w:before="0"/>
-      </w:pPr>
-      <w:r>
-        <w:t xml:space="preserve">     B. 13.5 m²</w:t>
-      </w:r>
-    </w:p>
-    <w:p>
-      <w:pPr>
-        <w:spacing w:after="40" w:before="0"/>
-      </w:pPr>
-      <w:r>
-        <w:t xml:space="preserve">     C. 40 m²</w:t>
-      </w:r>
-    </w:p>
-    <w:p>
-      <w:pPr>
-        <w:spacing w:after="40" w:before="0"/>
-      </w:pPr>
-      <w:r>
-        <w:t xml:space="preserve">     D. 48 m²</w:t>
-      </w:r>
-    </w:p>
+        <w:t xml:space="preserve">9. Each tile is made of congruent triangles. Find the area of ONE triangle, then sort it by size.</w:t>
+      </w:r>
+    </w:p>
+    <w:p>
+      <w:pPr>
+        <w:spacing w:after="80" w:before="0"/>
+      </w:pPr>
+      <w:r>
+        <w:rPr>
+          <w:i/>
+          <w:iCs/>
+        </w:rPr>
+        <w:t xml:space="preserve">Groups: One triangle ≤ 12 sq ft   |   One triangle &gt; 12 sq ft</w:t>
+      </w:r>
+    </w:p>
+    <w:p>
+      <w:pPr>
+        <w:spacing w:after="40" w:before="0"/>
+      </w:pPr>
+      <w:r>
+        <w:t xml:space="preserve">   • Square tile triangle: ½ × 4 × 4 = 8 sq ft   → __________________</w:t>
+      </w:r>
+    </w:p>
+    <w:p>
+      <w:pPr>
+        <w:spacing w:after="40" w:before="0"/>
+      </w:pPr>
+      <w:r>
+        <w:t xml:space="preserve">   • Hexagon tile triangle: ½ × 6 × 4 = 12 sq ft   → __________________</w:t>
+      </w:r>
+    </w:p>
+    <w:p>
+      <w:pPr>
+        <w:spacing w:after="40" w:before="0"/>
+      </w:pPr>
+      <w:r>
+        <w:t xml:space="preserve">   • Octagon tile triangle: ½ × 10 × 3 = 15 sq ft   → __________________</w:t>
+      </w:r>
+    </w:p>
+    <w:p>
+      <w:pPr>
+        <w:spacing w:after="40" w:before="0"/>
+      </w:pPr>
+      <w:r>
+        <w:t xml:space="preserve">   • Pentagon tile triangle: ½ × 8 × 5 = 20 sq ft   → __________________</w:t>
+      </w:r>
+    </w:p>
+    <w:p>
+      <w:pPr>
+        <w:spacing w:after="60" w:before="120"/>
+      </w:pPr>
+      <w:r>
+        <w:rPr>
+          <w:color w:val="BBBBBB"/>
+        </w:rPr>
+        <w:t xml:space="preserve">______________________________________________________________________</w:t>
+      </w:r>
+    </w:p>
+    <w:p>
+      <w:pPr>
+        <w:spacing w:after="80" w:before="0"/>
+      </w:pPr>
+      <w:r>
+        <w:rPr>
+          <w:b/>
+          <w:bCs/>
+        </w:rPr>
+        <w:t xml:space="preserve">10. Match each polygon tile to its total area.</w:t>
+      </w:r>
+    </w:p>
+    <w:tbl>
+      <w:tblPr>
+        <w:tblW w:type="pct" w:w="100%"/>
+        <w:tblBorders>
+          <w:top w:val="single" w:color="auto" w:sz="4"/>
+          <w:left w:val="single" w:color="auto" w:sz="4"/>
+          <w:bottom w:val="single" w:color="auto" w:sz="4"/>
+          <w:right w:val="single" w:color="auto" w:sz="4"/>
+          <w:insideH w:val="single" w:color="auto" w:sz="4"/>
+          <w:insideV w:val="single" w:color="auto" w:sz="4"/>
+        </w:tblBorders>
+      </w:tblPr>
+      <w:tblGrid>
+        <w:gridCol w:w="100"/>
+        <w:gridCol w:w="100"/>
+      </w:tblGrid>
+      <w:tr>
+        <w:trPr>
+          <w:tblHeader/>
+        </w:trPr>
+        <w:tc>
+          <w:tcPr>
+            <w:tcW w:type="pct" w:w="50%"/>
+          </w:tcPr>
+          <w:p>
+            <w:r>
+              <w:rPr>
+                <w:b/>
+                <w:bCs/>
+              </w:rPr>
+              <w:t xml:space="preserve">Item</w:t>
+            </w:r>
+          </w:p>
+        </w:tc>
+        <w:tc>
+          <w:tcPr>
+            <w:tcW w:type="pct" w:w="50%"/>
+          </w:tcPr>
+          <w:p>
+            <w:r>
+              <w:rPr>
+                <w:b/>
+                <w:bCs/>
+              </w:rPr>
+              <w:t xml:space="preserve">Answer choices</w:t>
+            </w:r>
+          </w:p>
+        </w:tc>
+      </w:tr>
+      <w:tr>
+        <w:tc>
+          <w:tcPr>
+            <w:tcW w:type="pct" w:w="50%"/>
+          </w:tcPr>
+          <w:p>
+            <w:r>
+              <w:t xml:space="preserve">____  Square tile: 2 triangles, each ½×9×4</w:t>
+            </w:r>
+          </w:p>
+        </w:tc>
+        <w:tc>
+          <w:tcPr>
+            <w:tcW w:type="pct" w:w="50%"/>
+          </w:tcPr>
+          <w:p>
+            <w:r>
+              <w:t xml:space="preserve">D. 21 sq ft</w:t>
+            </w:r>
+          </w:p>
+        </w:tc>
+      </w:tr>
+      <w:tr>
+        <w:tc>
+          <w:tcPr>
+            <w:tcW w:type="pct" w:w="50%"/>
+          </w:tcPr>
+          <w:p>
+            <w:r>
+              <w:t xml:space="preserve">____  Octagon tile: 8 triangles, each ½×3×4</w:t>
+            </w:r>
+          </w:p>
+        </w:tc>
+        <w:tc>
+          <w:tcPr>
+            <w:tcW w:type="pct" w:w="50%"/>
+          </w:tcPr>
+          <w:p>
+            <w:r>
+              <w:t xml:space="preserve">C. 45 sq ft</w:t>
+            </w:r>
+          </w:p>
+        </w:tc>
+      </w:tr>
+      <w:tr>
+        <w:tc>
+          <w:tcPr>
+            <w:tcW w:type="pct" w:w="50%"/>
+          </w:tcPr>
+          <w:p>
+            <w:r>
+              <w:t xml:space="preserve">____  Hexagon tile: 6 triangles, each ½×5×3</w:t>
+            </w:r>
+          </w:p>
+        </w:tc>
+        <w:tc>
+          <w:tcPr>
+            <w:tcW w:type="pct" w:w="50%"/>
+          </w:tcPr>
+          <w:p>
+            <w:r>
+              <w:t xml:space="preserve">B. 48 sq ft</w:t>
+            </w:r>
+          </w:p>
+        </w:tc>
+      </w:tr>
+      <w:tr>
+        <w:tc>
+          <w:tcPr>
+            <w:tcW w:type="pct" w:w="50%"/>
+          </w:tcPr>
+          <w:p>
+            <w:r>
+              <w:t xml:space="preserve">____  Equilateral triangle tile: 1 triangle, ½×7×6</w:t>
+            </w:r>
+          </w:p>
+        </w:tc>
+        <w:tc>
+          <w:tcPr>
+            <w:tcW w:type="pct" w:w="50%"/>
+          </w:tcPr>
+          <w:p>
+            <w:r>
+              <w:t xml:space="preserve">A. 36 sq ft</w:t>
+            </w:r>
+          </w:p>
+        </w:tc>
+      </w:tr>
+    </w:tbl>
     <w:p>
       <w:pPr>
         <w:spacing w:after="60" w:before="120"/>
@@ -1618,10 +1817,22 @@
     </w:p>
     <w:p>
       <w:pPr>
+        <w:spacing w:after="20" w:before="0"/>
+      </w:pPr>
+      <w:r>
+        <w:t xml:space="preserve">     A = ½ × b × h = ½ × 6 × 5.2 = 15.6 square feet.</w:t>
+      </w:r>
+    </w:p>
+    <w:p>
+      <w:pPr>
         <w:spacing w:after="80" w:before="0"/>
       </w:pPr>
       <w:r>
-        <w:t xml:space="preserve">     A = ½ × b × h = ½ × 6 × 5.2 = 15.6 square feet.</w:t>
+        <w:rPr>
+          <w:i/>
+          <w:iCs/>
+        </w:rPr>
+        <w:t xml:space="preserve">     Watch for: A common mistake in Area of Regular Polygons is skipping the key idea: "A regular polygon splits into the same number of triangles as it has sides, so total area = (one triangle's area) × (number of sides)." — always check your work against this rule before you submit.</w:t>
       </w:r>
     </w:p>
     <w:p>
@@ -1638,10 +1849,22 @@
     </w:p>
     <w:p>
       <w:pPr>
+        <w:spacing w:after="20" w:before="0"/>
+      </w:pPr>
+      <w:r>
+        <w:t xml:space="preserve">     Total area = 6 triangles × 15.6 sq ft = 93.6 square feet.</w:t>
+      </w:r>
+    </w:p>
+    <w:p>
+      <w:pPr>
         <w:spacing w:after="80" w:before="0"/>
       </w:pPr>
       <w:r>
-        <w:t xml:space="preserve">     Total area = 6 triangles × 15.6 sq ft = 93.6 square feet.</w:t>
+        <w:rPr>
+          <w:i/>
+          <w:iCs/>
+        </w:rPr>
+        <w:t xml:space="preserve">     Watch for: A common mistake in Area of Regular Polygons is skipping the key idea: "A regular polygon splits into the same number of triangles as it has sides, so total area = (one triangle's area) × (number of sides)." — always check your work against this rule before you submit.</w:t>
       </w:r>
     </w:p>
     <w:p>
@@ -1857,7 +2080,43 @@
           <w:b/>
           <w:bCs/>
         </w:rPr>
-        <w:t xml:space="preserve">6. A. 48 cm²</w:t>
+        <w:t xml:space="preserve">6. onLevel — Spot the Common Mistake</w:t>
+      </w:r>
+    </w:p>
+    <w:p>
+      <w:pPr>
+        <w:spacing w:after="20" w:before="0"/>
+      </w:pPr>
+      <w:r>
+        <w:t xml:space="preserve">     The mistake is in Step 2.</w:t>
+      </w:r>
+    </w:p>
+    <w:p>
+      <w:pPr>
+        <w:spacing w:after="20" w:before="0"/>
+      </w:pPr>
+      <w:r>
+        <w:t xml:space="preserve">     Correct work: Follow the key idea: A regular polygon splits into the same number of triangles as it has sides, so total area = (one triangle's area) × (number of sides).</w:t>
+      </w:r>
+    </w:p>
+    <w:p>
+      <w:pPr>
+        <w:spacing w:after="40" w:before="0"/>
+      </w:pPr>
+      <w:r>
+        <w:rPr>
+          <w:b/>
+          <w:bCs/>
+        </w:rPr>
+        <w:t xml:space="preserve">7. A. 72 cm²</w:t>
+      </w:r>
+    </w:p>
+    <w:p>
+      <w:pPr>
+        <w:spacing w:after="20" w:before="0"/>
+      </w:pPr>
+      <w:r>
+        <w:t xml:space="preserve">     A hexagon has 6 sides, so it splits into 6 equal triangles. Total = 6 × 12 = 72 cm².</w:t>
       </w:r>
     </w:p>
     <w:p>
@@ -1865,19 +2124,31 @@
         <w:spacing w:after="80" w:before="0"/>
       </w:pPr>
       <w:r>
-        <w:t xml:space="preserve">     6 × 8 = 48 cm².</w:t>
-      </w:r>
-    </w:p>
-    <w:p>
-      <w:pPr>
-        <w:spacing w:after="40" w:before="0"/>
-      </w:pPr>
-      <w:r>
-        <w:rPr>
-          <w:b/>
-          <w:bCs/>
-        </w:rPr>
-        <w:t xml:space="preserve">7. A. 12 in²</w:t>
+        <w:rPr>
+          <w:i/>
+          <w:iCs/>
+        </w:rPr>
+        <w:t xml:space="preserve">     Watch for: A common mistake in Area of Regular Polygons is skipping the key idea: "A regular polygon splits into the same number of triangles as it has sides, so total area = (one triangle's area) × (number of sides)." — always check your work against this rule before you submit.</w:t>
+      </w:r>
+    </w:p>
+    <w:p>
+      <w:pPr>
+        <w:spacing w:after="40" w:before="0"/>
+      </w:pPr>
+      <w:r>
+        <w:rPr>
+          <w:b/>
+          <w:bCs/>
+        </w:rPr>
+        <w:t xml:space="preserve">8. A. 60 in²</w:t>
+      </w:r>
+    </w:p>
+    <w:p>
+      <w:pPr>
+        <w:spacing w:after="20" w:before="0"/>
+      </w:pPr>
+      <w:r>
+        <w:t xml:space="preserve">     One triangle = ½ × 4 × 6 = 12 in². A pentagon has 5 triangles, so total = 5 × 12 = 60 in².</w:t>
       </w:r>
     </w:p>
     <w:p>
@@ -1885,47 +2156,115 @@
         <w:spacing w:after="80" w:before="0"/>
       </w:pPr>
       <w:r>
-        <w:t xml:space="preserve">     60 ÷ 5 = 12 in² per triangle.</w:t>
-      </w:r>
-    </w:p>
-    <w:p>
-      <w:pPr>
-        <w:spacing w:after="40" w:before="0"/>
-      </w:pPr>
-      <w:r>
-        <w:rPr>
-          <w:b/>
-          <w:bCs/>
-        </w:rPr>
-        <w:t xml:space="preserve">8. A. All the triangles are the same size, so you can multiply one triangle's area by the number of sides</w:t>
-      </w:r>
-    </w:p>
-    <w:p>
-      <w:pPr>
-        <w:spacing w:after="80" w:before="0"/>
-      </w:pPr>
-      <w:r>
-        <w:t xml:space="preserve">     A regular polygon divides into equal triangles, so total area = (one triangle) × (number of triangles).</w:t>
-      </w:r>
-    </w:p>
-    <w:p>
-      <w:pPr>
-        <w:spacing w:after="40" w:before="0"/>
-      </w:pPr>
-      <w:r>
-        <w:rPr>
-          <w:b/>
-          <w:bCs/>
-        </w:rPr>
-        <w:t xml:space="preserve">9. A. 44 m²</w:t>
-      </w:r>
-    </w:p>
-    <w:p>
-      <w:pPr>
-        <w:spacing w:after="80" w:before="0"/>
-      </w:pPr>
-      <w:r>
-        <w:t xml:space="preserve">     8 × 5.5 = 44 m².</w:t>
+        <w:rPr>
+          <w:i/>
+          <w:iCs/>
+        </w:rPr>
+        <w:t xml:space="preserve">     Watch for: A common mistake in Area of Regular Polygons is skipping the key idea: "A regular polygon splits into the same number of triangles as it has sides, so total area = (one triangle's area) × (number of sides)." — always check your work against this rule before you submit.</w:t>
+      </w:r>
+    </w:p>
+    <w:p>
+      <w:pPr>
+        <w:spacing w:after="40" w:before="0"/>
+      </w:pPr>
+      <w:r>
+        <w:rPr>
+          <w:b/>
+          <w:bCs/>
+        </w:rPr>
+        <w:t xml:space="preserve">9. Correct groups:</w:t>
+      </w:r>
+    </w:p>
+    <w:p>
+      <w:pPr>
+        <w:spacing w:after="20" w:before="0"/>
+      </w:pPr>
+      <w:r>
+        <w:t xml:space="preserve">     Square tile triangle: ½ × 4 × 4 = 8 sq ft → One triangle ≤ 12 sq ft</w:t>
+      </w:r>
+    </w:p>
+    <w:p>
+      <w:pPr>
+        <w:spacing w:after="20" w:before="0"/>
+      </w:pPr>
+      <w:r>
+        <w:t xml:space="preserve">     Hexagon tile triangle: ½ × 6 × 4 = 12 sq ft → One triangle ≤ 12 sq ft</w:t>
+      </w:r>
+    </w:p>
+    <w:p>
+      <w:pPr>
+        <w:spacing w:after="20" w:before="0"/>
+      </w:pPr>
+      <w:r>
+        <w:t xml:space="preserve">     Octagon tile triangle: ½ × 10 × 3 = 15 sq ft → One triangle &gt; 12 sq ft</w:t>
+      </w:r>
+    </w:p>
+    <w:p>
+      <w:pPr>
+        <w:spacing w:after="20" w:before="0"/>
+      </w:pPr>
+      <w:r>
+        <w:t xml:space="preserve">     Pentagon tile triangle: ½ × 8 × 5 = 20 sq ft → One triangle &gt; 12 sq ft</w:t>
+      </w:r>
+    </w:p>
+    <w:p>
+      <w:pPr>
+        <w:spacing w:after="40" w:before="0"/>
+      </w:pPr>
+      <w:r>
+        <w:t xml:space="preserve"/>
+      </w:r>
+    </w:p>
+    <w:p>
+      <w:pPr>
+        <w:spacing w:after="40" w:before="0"/>
+      </w:pPr>
+      <w:r>
+        <w:rPr>
+          <w:b/>
+          <w:bCs/>
+        </w:rPr>
+        <w:t xml:space="preserve">10. Matches:</w:t>
+      </w:r>
+    </w:p>
+    <w:p>
+      <w:pPr>
+        <w:spacing w:after="20" w:before="0"/>
+      </w:pPr>
+      <w:r>
+        <w:t xml:space="preserve">     Square tile: 2 triangles, each ½×9×4 → 36 sq ft</w:t>
+      </w:r>
+    </w:p>
+    <w:p>
+      <w:pPr>
+        <w:spacing w:after="20" w:before="0"/>
+      </w:pPr>
+      <w:r>
+        <w:t xml:space="preserve">     Octagon tile: 8 triangles, each ½×3×4 → 48 sq ft</w:t>
+      </w:r>
+    </w:p>
+    <w:p>
+      <w:pPr>
+        <w:spacing w:after="20" w:before="0"/>
+      </w:pPr>
+      <w:r>
+        <w:t xml:space="preserve">     Hexagon tile: 6 triangles, each ½×5×3 → 45 sq ft</w:t>
+      </w:r>
+    </w:p>
+    <w:p>
+      <w:pPr>
+        <w:spacing w:after="20" w:before="0"/>
+      </w:pPr>
+      <w:r>
+        <w:t xml:space="preserve">     Equilateral triangle tile: 1 triangle, ½×7×6 → 21 sq ft</w:t>
+      </w:r>
+    </w:p>
+    <w:p>
+      <w:pPr>
+        <w:spacing w:after="40" w:before="0"/>
+      </w:pPr>
+      <w:r>
+        <w:t xml:space="preserve"/>
       </w:r>
     </w:p>
     <w:sectPr>

--- a/lessons/5-4/homework.docx
+++ b/lessons/5-4/homework.docx
@@ -381,69 +381,6 @@
                     </pic:cNvPicPr>
                   </pic:nvPicPr>
                   <pic:blipFill>
-                    <a:blip r:embed="rId9" cstate="none"/>
-                    <a:srcRect/>
-                    <a:stretch>
-                      <a:fillRect/>
-                    </a:stretch>
-                  </pic:blipFill>
-                  <pic:spPr bwMode="auto">
-                    <a:xfrm>
-                      <a:off x="0" y="0"/>
-                      <a:ext cx="1047750" cy="790575"/>
-                    </a:xfrm>
-                    <a:prstGeom prst="rect">
-                      <a:avLst/>
-                    </a:prstGeom>
-                  </pic:spPr>
-                </pic:pic>
-              </a:graphicData>
-            </a:graphic>
-          </wp:inline>
-        </w:drawing>
-      </w:r>
-    </w:p>
-    <w:p>
-      <w:pPr>
-        <w:keepNext/>
-        <w:spacing w:after="120"/>
-      </w:pPr>
-      <w:r>
-        <w:rPr>
-          <w:b/>
-          <w:bCs/>
-        </w:rPr>
-        <w:t xml:space="preserve">Composite figure (Figura compuesta)</w:t>
-      </w:r>
-      <w:r>
-        <w:t xml:space="preserve"> — A shape made by putting two or more simple shapes together.</w:t>
-      </w:r>
-    </w:p>
-    <w:p>
-      <w:pPr>
-        <w:keepNext/>
-        <w:spacing w:after="20" w:before="80"/>
-        <w:jc w:val="center"/>
-      </w:pPr>
-      <w:r>
-        <w:drawing>
-          <wp:inline distT="0" distB="0" distL="0" distR="0">
-            <wp:extent cx="1047750" cy="790575"/>
-            <wp:effectExtent t="0" r="0" b="0" l="0"/>
-            <wp:docPr id="1" name="" descr="" title=""/>
-            <wp:cNvGraphicFramePr>
-              <a:graphicFrameLocks xmlns:a="http://schemas.openxmlformats.org/drawingml/2006/main" noChangeAspect="1"/>
-            </wp:cNvGraphicFramePr>
-            <a:graphic xmlns:a="http://schemas.openxmlformats.org/drawingml/2006/main">
-              <a:graphicData uri="http://schemas.openxmlformats.org/drawingml/2006/picture">
-                <pic:pic xmlns:pic="http://schemas.openxmlformats.org/drawingml/2006/picture">
-                  <pic:nvPicPr>
-                    <pic:cNvPr id="0" name="" descr=""/>
-                    <pic:cNvPicPr>
-                      <a:picLocks noChangeAspect="1" noChangeArrowheads="1"/>
-                    </pic:cNvPicPr>
-                  </pic:nvPicPr>
-                  <pic:blipFill>
                     <a:blip r:embed="rId10" cstate="none"/>
                     <a:srcRect/>
                     <a:stretch>
@@ -935,7 +872,7 @@
                 <w:b w:val="false"/>
                 <w:bCs w:val="false"/>
               </w:rPr>
-              <w:t xml:space="preserve">2</w:t>
+              <w:t xml:space="preserve">4</w:t>
             </w:r>
           </w:p>
         </w:tc>
@@ -949,7 +886,7 @@
                 <w:b w:val="false"/>
                 <w:bCs w:val="false"/>
               </w:rPr>
-              <w:t xml:space="preserve">10 ft</w:t>
+              <w:t xml:space="preserve">5 ft</w:t>
             </w:r>
           </w:p>
         </w:tc>
@@ -963,7 +900,7 @@
                 <w:b w:val="false"/>
                 <w:bCs w:val="false"/>
               </w:rPr>
-              <w:t xml:space="preserve">5 ft</w:t>
+              <w:t xml:space="preserve">4 ft</w:t>
             </w:r>
           </w:p>
         </w:tc>
@@ -1216,7 +1153,7 @@
           </w:tcPr>
           <w:p>
             <w:r>
-              <w:t xml:space="preserve">D. 50 sq ft</w:t>
+              <w:t xml:space="preserve">D. 40 sq ft</w:t>
             </w:r>
           </w:p>
         </w:tc>
@@ -1228,7 +1165,7 @@
           </w:tcPr>
           <w:p>
             <w:r>
-              <w:t xml:space="preserve">____  Square: 2 triangles, each ½×10×5</w:t>
+              <w:t xml:space="preserve">____  Square: 4 triangles, each ½×5×4</w:t>
             </w:r>
           </w:p>
         </w:tc>
@@ -1352,7 +1289,7 @@
         <w:spacing w:after="40" w:before="0"/>
       </w:pPr>
       <w:r>
-        <w:t xml:space="preserve">   • Square: 2 × (½×10×5) = 50 sq ft   → __________________</w:t>
+        <w:t xml:space="preserve">   • Square: 4 × (½×5×4) = 40 sq ft   → __________________</w:t>
       </w:r>
     </w:p>
     <w:p>
@@ -1383,23 +1320,31 @@
         <w:spacing w:after="40" w:before="0"/>
       </w:pPr>
       <w:r>
-        <w:t xml:space="preserve">   Step 1 (Read): A student is working on Area of Regular Polygons.</w:t>
-      </w:r>
-    </w:p>
-    <w:p>
-      <w:pPr>
-        <w:spacing w:after="40" w:before="0"/>
-      </w:pPr>
-      <w:r>
-        <w:t xml:space="preserve">   Step 2 (Attempt): They ignored the rule: A regular polygon splits into the same number of triangles as it has sides, so total area = (one triangle's area) × (number of sides).</w:t>
-      </w:r>
-    </w:p>
-    <w:p>
-      <w:pPr>
-        <w:spacing w:after="40" w:before="0"/>
-      </w:pPr>
-      <w:r>
-        <w:t xml:space="preserve">   Step 3 (Check): The answer does not match the math rule from class.</w:t>
+        <w:t xml:space="preserve">   Step 1 (Decompose the pentagon): A regular pentagon = 5 congruent triangles</w:t>
+      </w:r>
+    </w:p>
+    <w:p>
+      <w:pPr>
+        <w:spacing w:after="40" w:before="0"/>
+      </w:pPr>
+      <w:r>
+        <w:t xml:space="preserve">   Step 2 (Identify one triangle): base = 6 ft, height = 4 ft</w:t>
+      </w:r>
+    </w:p>
+    <w:p>
+      <w:pPr>
+        <w:spacing w:after="40" w:before="0"/>
+      </w:pPr>
+      <w:r>
+        <w:t xml:space="preserve">   Step 3 (Find the area of one triangle): A = 6 × 4 = 24 sq ft</w:t>
+      </w:r>
+    </w:p>
+    <w:p>
+      <w:pPr>
+        <w:spacing w:after="40" w:before="0"/>
+      </w:pPr>
+      <w:r>
+        <w:t xml:space="preserve">   Step 4 (Find total area): Total area = 5 × 24 = 120 sq ft</w:t>
       </w:r>
     </w:p>
     <w:p>
@@ -1692,7 +1637,7 @@
           </w:tcPr>
           <w:p>
             <w:r>
-              <w:t xml:space="preserve">____  Square tile: 2 triangles, each ½×9×4</w:t>
+              <w:t xml:space="preserve">____  Square tile: 4 triangles, each ½×9×2</w:t>
             </w:r>
           </w:p>
         </w:tc>
@@ -1832,7 +1777,7 @@
           <w:i/>
           <w:iCs/>
         </w:rPr>
-        <w:t xml:space="preserve">     Watch for: A common mistake in Area of Regular Polygons is skipping the key idea: "A regular polygon splits into the same number of triangles as it has sides, so total area = (one triangle's area) × (number of sides)." — always check your work against this rule before you submit.</w:t>
+        <w:t xml:space="preserve">     Watch for: A common mistake in Area of Regular Polygons is stopping after finding the area of ONE triangle and reporting that as the total area — or adding the number of triangles instead of multiplying. Remember: total area = (one triangle's area) × (number of sides), not (one triangle's area) + (number of sides).</w:t>
       </w:r>
     </w:p>
     <w:p>
@@ -1864,7 +1809,7 @@
           <w:i/>
           <w:iCs/>
         </w:rPr>
-        <w:t xml:space="preserve">     Watch for: A common mistake in Area of Regular Polygons is skipping the key idea: "A regular polygon splits into the same number of triangles as it has sides, so total area = (one triangle's area) × (number of sides)." — always check your work against this rule before you submit.</w:t>
+        <w:t xml:space="preserve">     Watch for: A common mistake in Area of Regular Polygons is stopping after finding the area of ONE triangle and reporting that as the total area — or adding the number of triangles instead of multiplying. Remember: total area = (one triangle's area) × (number of sides), not (one triangle's area) + (number of sides).</w:t>
       </w:r>
     </w:p>
     <w:p>
@@ -1916,15 +1861,15 @@
         <w:spacing w:after="20" w:before="0"/>
       </w:pPr>
       <w:r>
-        <w:t xml:space="preserve">     Square — Area of One Triangle: 25 sq ft</w:t>
-      </w:r>
-    </w:p>
-    <w:p>
-      <w:pPr>
-        <w:spacing w:after="20" w:before="0"/>
-      </w:pPr>
-      <w:r>
-        <w:t xml:space="preserve">     Square — Total Area: 50 sq ft</w:t>
+        <w:t xml:space="preserve">     Square — Area of One Triangle: 10 sq ft</w:t>
+      </w:r>
+    </w:p>
+    <w:p>
+      <w:pPr>
+        <w:spacing w:after="20" w:before="0"/>
+      </w:pPr>
+      <w:r>
+        <w:t xml:space="preserve">     Square — Total Area: 40 sq ft</w:t>
       </w:r>
     </w:p>
     <w:p>
@@ -1992,7 +1937,7 @@
         <w:spacing w:after="20" w:before="0"/>
       </w:pPr>
       <w:r>
-        <w:t xml:space="preserve">     Square: 2 triangles, each ½×10×5 → 50 sq ft</w:t>
+        <w:t xml:space="preserve">     Square: 4 triangles, each ½×5×4 → 40 sq ft</w:t>
       </w:r>
     </w:p>
     <w:p>
@@ -2060,7 +2005,7 @@
         <w:spacing w:after="20" w:before="0"/>
       </w:pPr>
       <w:r>
-        <w:t xml:space="preserve">     Square: 2 × (½×10×5) = 50 sq ft → Area &lt; 90 sq ft</w:t>
+        <w:t xml:space="preserve">     Square: 4 × (½×5×4) = 40 sq ft → Area &lt; 90 sq ft</w:t>
       </w:r>
     </w:p>
     <w:p>
@@ -2088,15 +2033,15 @@
         <w:spacing w:after="20" w:before="0"/>
       </w:pPr>
       <w:r>
-        <w:t xml:space="preserve">     The mistake is in Step 2.</w:t>
-      </w:r>
-    </w:p>
-    <w:p>
-      <w:pPr>
-        <w:spacing w:after="20" w:before="0"/>
-      </w:pPr>
-      <w:r>
-        <w:t xml:space="preserve">     Correct work: Follow the key idea: A regular polygon splits into the same number of triangles as it has sides, so total area = (one triangle's area) × (number of sides).</w:t>
+        <w:t xml:space="preserve">     The mistake is in Step 3.</w:t>
+      </w:r>
+    </w:p>
+    <w:p>
+      <w:pPr>
+        <w:spacing w:after="20" w:before="0"/>
+      </w:pPr>
+      <w:r>
+        <w:t xml:space="preserve">     Correct work: The student forgot to multiply by ½ when finding the triangle's area. A = ½ × 6 × 4 = 12 sq ft, so Total = 5 × 12 = 60 sq ft.</w:t>
       </w:r>
     </w:p>
     <w:p>
@@ -2128,7 +2073,7 @@
           <w:i/>
           <w:iCs/>
         </w:rPr>
-        <w:t xml:space="preserve">     Watch for: A common mistake in Area of Regular Polygons is skipping the key idea: "A regular polygon splits into the same number of triangles as it has sides, so total area = (one triangle's area) × (number of sides)." — always check your work against this rule before you submit.</w:t>
+        <w:t xml:space="preserve">     Watch for: A common mistake in Area of Regular Polygons is stopping after finding the area of ONE triangle and reporting that as the total area — or adding the number of triangles instead of multiplying. Remember: total area = (one triangle's area) × (number of sides), not (one triangle's area) + (number of sides).</w:t>
       </w:r>
     </w:p>
     <w:p>
@@ -2160,7 +2105,7 @@
           <w:i/>
           <w:iCs/>
         </w:rPr>
-        <w:t xml:space="preserve">     Watch for: A common mistake in Area of Regular Polygons is skipping the key idea: "A regular polygon splits into the same number of triangles as it has sides, so total area = (one triangle's area) × (number of sides)." — always check your work against this rule before you submit.</w:t>
+        <w:t xml:space="preserve">     Watch for: A common mistake in Area of Regular Polygons is stopping after finding the area of ONE triangle and reporting that as the total area — or adding the number of triangles instead of multiplying. Remember: total area = (one triangle's area) × (number of sides), not (one triangle's area) + (number of sides).</w:t>
       </w:r>
     </w:p>
     <w:p>
@@ -2232,7 +2177,7 @@
         <w:spacing w:after="20" w:before="0"/>
       </w:pPr>
       <w:r>
-        <w:t xml:space="preserve">     Square tile: 2 triangles, each ½×9×4 → 36 sq ft</w:t>
+        <w:t xml:space="preserve">     Square tile: 4 triangles, each ½×9×2 → 36 sq ft</w:t>
       </w:r>
     </w:p>
     <w:p>

--- a/lessons/5-4/homework.docx
+++ b/lessons/5-4/homework.docx
@@ -12,7 +12,7 @@
           <w:b/>
           <w:bCs/>
         </w:rPr>
-        <w:t xml:space="preserve">Area of Regular Polygons — Homework</w:t>
+        <w:t xml:space="preserve">Area of Composite Figures — Homework</w:t>
       </w:r>
     </w:p>
     <w:p>
@@ -24,7 +24,7 @@
           <w:i/>
           <w:iCs/>
         </w:rPr>
-        <w:t xml:space="preserve">Lesson 5-4  •  Standard 6.GR.1</w:t>
+        <w:t xml:space="preserve">Lesson 5-5  •  Standard 6.GR.1</w:t>
       </w:r>
     </w:p>
     <w:p>
@@ -80,7 +80,7 @@
         <w:spacing w:after="60" w:before="0"/>
       </w:pPr>
       <w:r>
-        <w:t xml:space="preserve">Content: I can find the area of a regular polygon by decomposing it into triangles.</w:t>
+        <w:t xml:space="preserve">Content: I can find the area of a composite figure by adding or subtracting the areas of basic shapes.</w:t>
       </w:r>
     </w:p>
     <w:p>
@@ -88,7 +88,7 @@
         <w:spacing w:after="60" w:before="0"/>
       </w:pPr>
       <w:r>
-        <w:t xml:space="preserve">Language: I can explain my steps using the words regular polygon, decompose, triangle, and composite.</w:t>
+        <w:t xml:space="preserve">Language: I can explain my steps using the words composite figure, decompose, add, and subtract.</w:t>
       </w:r>
     </w:p>
     <w:p>
@@ -161,10 +161,10 @@
           <w:b/>
           <w:bCs/>
         </w:rPr>
-        <w:t xml:space="preserve">Regular Polygon (Polígono regular)</w:t>
-      </w:r>
-      <w:r>
-        <w:t xml:space="preserve"> — A shape where all sides and all angles are equal.</w:t>
+        <w:t xml:space="preserve">Composite Figure (Figura compuesta)</w:t>
+      </w:r>
+      <w:r>
+        <w:t xml:space="preserve"> — A shape made by putting two or more simple shapes together.</w:t>
       </w:r>
     </w:p>
     <w:p>
@@ -255,69 +255,6 @@
                     </pic:cNvPicPr>
                   </pic:nvPicPr>
                   <pic:blipFill>
-                    <a:blip r:embed="rId7" cstate="none"/>
-                    <a:srcRect/>
-                    <a:stretch>
-                      <a:fillRect/>
-                    </a:stretch>
-                  </pic:blipFill>
-                  <pic:spPr bwMode="auto">
-                    <a:xfrm>
-                      <a:off x="0" y="0"/>
-                      <a:ext cx="1047750" cy="790575"/>
-                    </a:xfrm>
-                    <a:prstGeom prst="rect">
-                      <a:avLst/>
-                    </a:prstGeom>
-                  </pic:spPr>
-                </pic:pic>
-              </a:graphicData>
-            </a:graphic>
-          </wp:inline>
-        </w:drawing>
-      </w:r>
-    </w:p>
-    <w:p>
-      <w:pPr>
-        <w:keepNext/>
-        <w:spacing w:after="120"/>
-      </w:pPr>
-      <w:r>
-        <w:rPr>
-          <w:b/>
-          <w:bCs/>
-        </w:rPr>
-        <w:t xml:space="preserve">Triangle (Triángulo)</w:t>
-      </w:r>
-      <w:r>
-        <w:t xml:space="preserve"> — A shape with three sides.</w:t>
-      </w:r>
-    </w:p>
-    <w:p>
-      <w:pPr>
-        <w:keepNext/>
-        <w:spacing w:after="20" w:before="80"/>
-        <w:jc w:val="center"/>
-      </w:pPr>
-      <w:r>
-        <w:drawing>
-          <wp:inline distT="0" distB="0" distL="0" distR="0">
-            <wp:extent cx="1047750" cy="790575"/>
-            <wp:effectExtent t="0" r="0" b="0" l="0"/>
-            <wp:docPr id="1" name="" descr="" title=""/>
-            <wp:cNvGraphicFramePr>
-              <a:graphicFrameLocks xmlns:a="http://schemas.openxmlformats.org/drawingml/2006/main" noChangeAspect="1"/>
-            </wp:cNvGraphicFramePr>
-            <a:graphic xmlns:a="http://schemas.openxmlformats.org/drawingml/2006/main">
-              <a:graphicData uri="http://schemas.openxmlformats.org/drawingml/2006/picture">
-                <pic:pic xmlns:pic="http://schemas.openxmlformats.org/drawingml/2006/picture">
-                  <pic:nvPicPr>
-                    <pic:cNvPr id="0" name="" descr=""/>
-                    <pic:cNvPicPr>
-                      <a:picLocks noChangeAspect="1" noChangeArrowheads="1"/>
-                    </pic:cNvPicPr>
-                  </pic:nvPicPr>
-                  <pic:blipFill>
                     <a:blip r:embed="rId9" cstate="none"/>
                     <a:srcRect/>
                     <a:stretch>
@@ -350,10 +287,73 @@
           <w:b/>
           <w:bCs/>
         </w:rPr>
-        <w:t xml:space="preserve">Composite (Compuesto)</w:t>
-      </w:r>
-      <w:r>
-        <w:t xml:space="preserve"> — Made by putting two or more simple shapes together.</w:t>
+        <w:t xml:space="preserve">Add (Sumar)</w:t>
+      </w:r>
+      <w:r>
+        <w:t xml:space="preserve"> — Add up the areas of the smaller shapes to get the total.</w:t>
+      </w:r>
+    </w:p>
+    <w:p>
+      <w:pPr>
+        <w:keepNext/>
+        <w:spacing w:after="20" w:before="80"/>
+        <w:jc w:val="center"/>
+      </w:pPr>
+      <w:r>
+        <w:drawing>
+          <wp:inline distT="0" distB="0" distL="0" distR="0">
+            <wp:extent cx="1047750" cy="790575"/>
+            <wp:effectExtent t="0" r="0" b="0" l="0"/>
+            <wp:docPr id="1" name="" descr="" title=""/>
+            <wp:cNvGraphicFramePr>
+              <a:graphicFrameLocks xmlns:a="http://schemas.openxmlformats.org/drawingml/2006/main" noChangeAspect="1"/>
+            </wp:cNvGraphicFramePr>
+            <a:graphic xmlns:a="http://schemas.openxmlformats.org/drawingml/2006/main">
+              <a:graphicData uri="http://schemas.openxmlformats.org/drawingml/2006/picture">
+                <pic:pic xmlns:pic="http://schemas.openxmlformats.org/drawingml/2006/picture">
+                  <pic:nvPicPr>
+                    <pic:cNvPr id="0" name="" descr=""/>
+                    <pic:cNvPicPr>
+                      <a:picLocks noChangeAspect="1" noChangeArrowheads="1"/>
+                    </pic:cNvPicPr>
+                  </pic:nvPicPr>
+                  <pic:blipFill>
+                    <a:blip r:embed="rId8" cstate="none"/>
+                    <a:srcRect/>
+                    <a:stretch>
+                      <a:fillRect/>
+                    </a:stretch>
+                  </pic:blipFill>
+                  <pic:spPr bwMode="auto">
+                    <a:xfrm>
+                      <a:off x="0" y="0"/>
+                      <a:ext cx="1047750" cy="790575"/>
+                    </a:xfrm>
+                    <a:prstGeom prst="rect">
+                      <a:avLst/>
+                    </a:prstGeom>
+                  </pic:spPr>
+                </pic:pic>
+              </a:graphicData>
+            </a:graphic>
+          </wp:inline>
+        </w:drawing>
+      </w:r>
+    </w:p>
+    <w:p>
+      <w:pPr>
+        <w:keepNext/>
+        <w:spacing w:after="120"/>
+      </w:pPr>
+      <w:r>
+        <w:rPr>
+          <w:b/>
+          <w:bCs/>
+        </w:rPr>
+        <w:t xml:space="preserve">Subtract (Restar)</w:t>
+      </w:r>
+      <w:r>
+        <w:t xml:space="preserve"> — Take away the area of a missing piece from a bigger shape.</w:t>
       </w:r>
     </w:p>
     <w:p>
@@ -453,39 +453,39 @@
           <w:b/>
           <w:bCs/>
         </w:rPr>
-        <w:t xml:space="preserve">1. A regular hexagon is divided into 6 equal triangles from the center. Each triangle has a base of 6 ft and a height of 5.2 ft. What is the area of one triangle?</w:t>
-      </w:r>
-    </w:p>
-    <w:p>
-      <w:pPr>
-        <w:spacing w:after="40" w:before="0"/>
-      </w:pPr>
-      <w:r>
-        <w:t xml:space="preserve">     A. 15.6 sq ft</w:t>
-      </w:r>
-    </w:p>
-    <w:p>
-      <w:pPr>
-        <w:spacing w:after="40" w:before="0"/>
-      </w:pPr>
-      <w:r>
-        <w:t xml:space="preserve">     B. 31.2 sq ft</w:t>
-      </w:r>
-    </w:p>
-    <w:p>
-      <w:pPr>
-        <w:spacing w:after="40" w:before="0"/>
-      </w:pPr>
-      <w:r>
-        <w:t xml:space="preserve">     C. 11.2 sq ft</w:t>
-      </w:r>
-    </w:p>
-    <w:p>
-      <w:pPr>
-        <w:spacing w:after="40" w:before="0"/>
-      </w:pPr>
-      <w:r>
-        <w:t xml:space="preserve">     D. 15.6 ft</w:t>
+        <w:t xml:space="preserve">1. An L-shaped room is made of two rectangles: 10 ft × 6 ft and 4 ft × 3 ft. What is the total area?</w:t>
+      </w:r>
+    </w:p>
+    <w:p>
+      <w:pPr>
+        <w:spacing w:after="40" w:before="0"/>
+      </w:pPr>
+      <w:r>
+        <w:t xml:space="preserve">     A. 72 sq ft</w:t>
+      </w:r>
+    </w:p>
+    <w:p>
+      <w:pPr>
+        <w:spacing w:after="40" w:before="0"/>
+      </w:pPr>
+      <w:r>
+        <w:t xml:space="preserve">     B. 60 sq ft</w:t>
+      </w:r>
+    </w:p>
+    <w:p>
+      <w:pPr>
+        <w:spacing w:after="40" w:before="0"/>
+      </w:pPr>
+      <w:r>
+        <w:t xml:space="preserve">     C. 12 sq ft</w:t>
+      </w:r>
+    </w:p>
+    <w:p>
+      <w:pPr>
+        <w:spacing w:after="40" w:before="0"/>
+      </w:pPr>
+      <w:r>
+        <w:t xml:space="preserve">     D. 72 ft</w:t>
       </w:r>
     </w:p>
     <w:p>
@@ -508,39 +508,39 @@
           <w:b/>
           <w:bCs/>
         </w:rPr>
-        <w:t xml:space="preserve">2. Using the triangle from the previous question, what is the total area of the hexagonal skylight?</w:t>
-      </w:r>
-    </w:p>
-    <w:p>
-      <w:pPr>
-        <w:spacing w:after="40" w:before="0"/>
-      </w:pPr>
-      <w:r>
-        <w:t xml:space="preserve">     A. 93.6 sq ft</w:t>
-      </w:r>
-    </w:p>
-    <w:p>
-      <w:pPr>
-        <w:spacing w:after="40" w:before="0"/>
-      </w:pPr>
-      <w:r>
-        <w:t xml:space="preserve">     B. 15.6 sq ft</w:t>
-      </w:r>
-    </w:p>
-    <w:p>
-      <w:pPr>
-        <w:spacing w:after="40" w:before="0"/>
-      </w:pPr>
-      <w:r>
-        <w:t xml:space="preserve">     C. 187.2 sq ft</w:t>
-      </w:r>
-    </w:p>
-    <w:p>
-      <w:pPr>
-        <w:spacing w:after="40" w:before="0"/>
-      </w:pPr>
-      <w:r>
-        <w:t xml:space="preserve">     D. 62.4 sq ft</w:t>
+        <w:t xml:space="preserve">2. A rectangular patio is 15 ft × 10 ft with a 5 ft × 4 ft rectangular flower bed cut out. What is the remaining area?</w:t>
+      </w:r>
+    </w:p>
+    <w:p>
+      <w:pPr>
+        <w:spacing w:after="40" w:before="0"/>
+      </w:pPr>
+      <w:r>
+        <w:t xml:space="preserve">     A. 130 sq ft</w:t>
+      </w:r>
+    </w:p>
+    <w:p>
+      <w:pPr>
+        <w:spacing w:after="40" w:before="0"/>
+      </w:pPr>
+      <w:r>
+        <w:t xml:space="preserve">     B. 150 sq ft</w:t>
+      </w:r>
+    </w:p>
+    <w:p>
+      <w:pPr>
+        <w:spacing w:after="40" w:before="0"/>
+      </w:pPr>
+      <w:r>
+        <w:t xml:space="preserve">     C. 20 sq ft</w:t>
+      </w:r>
+    </w:p>
+    <w:p>
+      <w:pPr>
+        <w:spacing w:after="40" w:before="0"/>
+      </w:pPr>
+      <w:r>
+        <w:t xml:space="preserve">     D. 170 sq ft</w:t>
       </w:r>
     </w:p>
     <w:p>
@@ -584,7 +584,6 @@
         <w:gridCol w:w="100"/>
         <w:gridCol w:w="100"/>
         <w:gridCol w:w="100"/>
-        <w:gridCol w:w="100"/>
       </w:tblGrid>
       <w:tr>
         <w:trPr>
@@ -592,7 +591,7 @@
         </w:trPr>
         <w:tc>
           <w:tcPr>
-            <w:tcW w:type="pct" w:w="16%"/>
+            <w:tcW w:type="pct" w:w="20%"/>
           </w:tcPr>
           <w:p>
             <w:r>
@@ -600,13 +599,13 @@
                 <w:b/>
                 <w:bCs/>
               </w:rPr>
-              <w:t xml:space="preserve">Polygon</w:t>
-            </w:r>
-          </w:p>
-        </w:tc>
-        <w:tc>
-          <w:tcPr>
-            <w:tcW w:type="pct" w:w="16%"/>
+              <w:t xml:space="preserve">Figure</w:t>
+            </w:r>
+          </w:p>
+        </w:tc>
+        <w:tc>
+          <w:tcPr>
+            <w:tcW w:type="pct" w:w="20%"/>
           </w:tcPr>
           <w:p>
             <w:r>
@@ -614,13 +613,13 @@
                 <w:b/>
                 <w:bCs/>
               </w:rPr>
-              <w:t xml:space="preserve">Number of Triangles</w:t>
-            </w:r>
-          </w:p>
-        </w:tc>
-        <w:tc>
-          <w:tcPr>
-            <w:tcW w:type="pct" w:w="16%"/>
+              <w:t xml:space="preserve">Shape 1 Area</w:t>
+            </w:r>
+          </w:p>
+        </w:tc>
+        <w:tc>
+          <w:tcPr>
+            <w:tcW w:type="pct" w:w="20%"/>
           </w:tcPr>
           <w:p>
             <w:r>
@@ -628,13 +627,13 @@
                 <w:b/>
                 <w:bCs/>
               </w:rPr>
-              <w:t xml:space="preserve">Triangle Base</w:t>
-            </w:r>
-          </w:p>
-        </w:tc>
-        <w:tc>
-          <w:tcPr>
-            <w:tcW w:type="pct" w:w="16%"/>
+              <w:t xml:space="preserve">Shape 2 Area</w:t>
+            </w:r>
+          </w:p>
+        </w:tc>
+        <w:tc>
+          <w:tcPr>
+            <w:tcW w:type="pct" w:w="20%"/>
           </w:tcPr>
           <w:p>
             <w:r>
@@ -642,13 +641,13 @@
                 <w:b/>
                 <w:bCs/>
               </w:rPr>
-              <w:t xml:space="preserve">Triangle Height</w:t>
-            </w:r>
-          </w:p>
-        </w:tc>
-        <w:tc>
-          <w:tcPr>
-            <w:tcW w:type="pct" w:w="16%"/>
+              <w:t xml:space="preserve">Operation</w:t>
+            </w:r>
+          </w:p>
+        </w:tc>
+        <w:tc>
+          <w:tcPr>
+            <w:tcW w:type="pct" w:w="20%"/>
           </w:tcPr>
           <w:p>
             <w:r>
@@ -656,20 +655,6 @@
                 <w:b/>
                 <w:bCs/>
               </w:rPr>
-              <w:t xml:space="preserve">Area of One Triangle</w:t>
-            </w:r>
-          </w:p>
-        </w:tc>
-        <w:tc>
-          <w:tcPr>
-            <w:tcW w:type="pct" w:w="16%"/>
-          </w:tcPr>
-          <w:p>
-            <w:r>
-              <w:rPr>
-                <w:b/>
-                <w:bCs/>
-              </w:rPr>
               <w:t xml:space="preserve">Total Area</w:t>
             </w:r>
           </w:p>
@@ -678,7 +663,7 @@
       <w:tr>
         <w:tc>
           <w:tcPr>
-            <w:tcW w:type="pct" w:w="16%"/>
+            <w:tcW w:type="pct" w:w="20%"/>
           </w:tcPr>
           <w:p>
             <w:r>
@@ -686,13 +671,13 @@
                 <w:b w:val="false"/>
                 <w:bCs w:val="false"/>
               </w:rPr>
-              <w:t xml:space="preserve">Hexagon</w:t>
-            </w:r>
-          </w:p>
-        </w:tc>
-        <w:tc>
-          <w:tcPr>
-            <w:tcW w:type="pct" w:w="16%"/>
+              <w:t xml:space="preserve">L-shaped deck</w:t>
+            </w:r>
+          </w:p>
+        </w:tc>
+        <w:tc>
+          <w:tcPr>
+            <w:tcW w:type="pct" w:w="20%"/>
           </w:tcPr>
           <w:p>
             <w:r>
@@ -700,13 +685,13 @@
                 <w:b w:val="false"/>
                 <w:bCs w:val="false"/>
               </w:rPr>
-              <w:t xml:space="preserve">6</w:t>
-            </w:r>
-          </w:p>
-        </w:tc>
-        <w:tc>
-          <w:tcPr>
-            <w:tcW w:type="pct" w:w="16%"/>
+              <w:t xml:space="preserve">48 sq ft</w:t>
+            </w:r>
+          </w:p>
+        </w:tc>
+        <w:tc>
+          <w:tcPr>
+            <w:tcW w:type="pct" w:w="20%"/>
           </w:tcPr>
           <w:p>
             <w:r>
@@ -714,13 +699,13 @@
                 <w:b w:val="false"/>
                 <w:bCs w:val="false"/>
               </w:rPr>
-              <w:t xml:space="preserve">6 ft</w:t>
-            </w:r>
-          </w:p>
-        </w:tc>
-        <w:tc>
-          <w:tcPr>
-            <w:tcW w:type="pct" w:w="16%"/>
+              <w:t xml:space="preserve">20 sq ft</w:t>
+            </w:r>
+          </w:p>
+        </w:tc>
+        <w:tc>
+          <w:tcPr>
+            <w:tcW w:type="pct" w:w="20%"/>
           </w:tcPr>
           <w:p>
             <w:r>
@@ -728,13 +713,13 @@
                 <w:b w:val="false"/>
                 <w:bCs w:val="false"/>
               </w:rPr>
-              <w:t xml:space="preserve">5.2 ft</w:t>
-            </w:r>
-          </w:p>
-        </w:tc>
-        <w:tc>
-          <w:tcPr>
-            <w:tcW w:type="pct" w:w="16%"/>
+              <w:t xml:space="preserve">Add</w:t>
+            </w:r>
+          </w:p>
+        </w:tc>
+        <w:tc>
+          <w:tcPr>
+            <w:tcW w:type="pct" w:w="20%"/>
           </w:tcPr>
           <w:p>
             <w:r>
@@ -746,9 +731,11 @@
             </w:r>
           </w:p>
         </w:tc>
-        <w:tc>
-          <w:tcPr>
-            <w:tcW w:type="pct" w:w="16%"/>
+      </w:tr>
+      <w:tr>
+        <w:tc>
+          <w:tcPr>
+            <w:tcW w:type="pct" w:w="20%"/>
           </w:tcPr>
           <w:p>
             <w:r>
@@ -756,6 +743,62 @@
                 <w:b w:val="false"/>
                 <w:bCs w:val="false"/>
               </w:rPr>
+              <w:t xml:space="preserve">Floor with alcove</w:t>
+            </w:r>
+          </w:p>
+        </w:tc>
+        <w:tc>
+          <w:tcPr>
+            <w:tcW w:type="pct" w:w="20%"/>
+          </w:tcPr>
+          <w:p>
+            <w:r>
+              <w:rPr>
+                <w:b w:val="false"/>
+                <w:bCs w:val="false"/>
+              </w:rPr>
+              <w:t xml:space="preserve">90 sq ft</w:t>
+            </w:r>
+          </w:p>
+        </w:tc>
+        <w:tc>
+          <w:tcPr>
+            <w:tcW w:type="pct" w:w="20%"/>
+          </w:tcPr>
+          <w:p>
+            <w:r>
+              <w:rPr>
+                <w:b w:val="false"/>
+                <w:bCs w:val="false"/>
+              </w:rPr>
+              <w:t xml:space="preserve">15 sq ft</w:t>
+            </w:r>
+          </w:p>
+        </w:tc>
+        <w:tc>
+          <w:tcPr>
+            <w:tcW w:type="pct" w:w="20%"/>
+          </w:tcPr>
+          <w:p>
+            <w:r>
+              <w:rPr>
+                <w:b w:val="false"/>
+                <w:bCs w:val="false"/>
+              </w:rPr>
+              <w:t xml:space="preserve">Add</w:t>
+            </w:r>
+          </w:p>
+        </w:tc>
+        <w:tc>
+          <w:tcPr>
+            <w:tcW w:type="pct" w:w="20%"/>
+          </w:tcPr>
+          <w:p>
+            <w:r>
+              <w:rPr>
+                <w:b w:val="false"/>
+                <w:bCs w:val="false"/>
+              </w:rPr>
               <w:t xml:space="preserve"> </w:t>
             </w:r>
           </w:p>
@@ -764,7 +807,7 @@
       <w:tr>
         <w:tc>
           <w:tcPr>
-            <w:tcW w:type="pct" w:w="16%"/>
+            <w:tcW w:type="pct" w:w="20%"/>
           </w:tcPr>
           <w:p>
             <w:r>
@@ -772,13 +815,13 @@
                 <w:b w:val="false"/>
                 <w:bCs w:val="false"/>
               </w:rPr>
-              <w:t xml:space="preserve">Pentagon</w:t>
-            </w:r>
-          </w:p>
-        </w:tc>
-        <w:tc>
-          <w:tcPr>
-            <w:tcW w:type="pct" w:w="16%"/>
+              <w:t xml:space="preserve">Wall with window cutout</w:t>
+            </w:r>
+          </w:p>
+        </w:tc>
+        <w:tc>
+          <w:tcPr>
+            <w:tcW w:type="pct" w:w="20%"/>
           </w:tcPr>
           <w:p>
             <w:r>
@@ -786,13 +829,13 @@
                 <w:b w:val="false"/>
                 <w:bCs w:val="false"/>
               </w:rPr>
-              <w:t xml:space="preserve">5</w:t>
-            </w:r>
-          </w:p>
-        </w:tc>
-        <w:tc>
-          <w:tcPr>
-            <w:tcW w:type="pct" w:w="16%"/>
+              <w:t xml:space="preserve">120 sq ft</w:t>
+            </w:r>
+          </w:p>
+        </w:tc>
+        <w:tc>
+          <w:tcPr>
+            <w:tcW w:type="pct" w:w="20%"/>
           </w:tcPr>
           <w:p>
             <w:r>
@@ -800,13 +843,13 @@
                 <w:b w:val="false"/>
                 <w:bCs w:val="false"/>
               </w:rPr>
-              <w:t xml:space="preserve">8 ft</w:t>
-            </w:r>
-          </w:p>
-        </w:tc>
-        <w:tc>
-          <w:tcPr>
-            <w:tcW w:type="pct" w:w="16%"/>
+              <w:t xml:space="preserve">18 sq ft</w:t>
+            </w:r>
+          </w:p>
+        </w:tc>
+        <w:tc>
+          <w:tcPr>
+            <w:tcW w:type="pct" w:w="20%"/>
           </w:tcPr>
           <w:p>
             <w:r>
@@ -814,13 +857,13 @@
                 <w:b w:val="false"/>
                 <w:bCs w:val="false"/>
               </w:rPr>
-              <w:t xml:space="preserve">5.5 ft</w:t>
-            </w:r>
-          </w:p>
-        </w:tc>
-        <w:tc>
-          <w:tcPr>
-            <w:tcW w:type="pct" w:w="16%"/>
+              <w:t xml:space="preserve">Subtract</w:t>
+            </w:r>
+          </w:p>
+        </w:tc>
+        <w:tc>
+          <w:tcPr>
+            <w:tcW w:type="pct" w:w="20%"/>
           </w:tcPr>
           <w:p>
             <w:r>
@@ -832,9 +875,11 @@
             </w:r>
           </w:p>
         </w:tc>
-        <w:tc>
-          <w:tcPr>
-            <w:tcW w:type="pct" w:w="16%"/>
+      </w:tr>
+      <w:tr>
+        <w:tc>
+          <w:tcPr>
+            <w:tcW w:type="pct" w:w="20%"/>
           </w:tcPr>
           <w:p>
             <w:r>
@@ -842,15 +887,13 @@
                 <w:b w:val="false"/>
                 <w:bCs w:val="false"/>
               </w:rPr>
-              <w:t xml:space="preserve"> </w:t>
-            </w:r>
-          </w:p>
-        </w:tc>
-      </w:tr>
-      <w:tr>
-        <w:tc>
-          <w:tcPr>
-            <w:tcW w:type="pct" w:w="16%"/>
+              <w:t xml:space="preserve">Courtyard with fountain cutout</w:t>
+            </w:r>
+          </w:p>
+        </w:tc>
+        <w:tc>
+          <w:tcPr>
+            <w:tcW w:type="pct" w:w="20%"/>
           </w:tcPr>
           <w:p>
             <w:r>
@@ -858,13 +901,13 @@
                 <w:b w:val="false"/>
                 <w:bCs w:val="false"/>
               </w:rPr>
-              <w:t xml:space="preserve">Square</w:t>
-            </w:r>
-          </w:p>
-        </w:tc>
-        <w:tc>
-          <w:tcPr>
-            <w:tcW w:type="pct" w:w="16%"/>
+              <w:t xml:space="preserve">200 sq ft</w:t>
+            </w:r>
+          </w:p>
+        </w:tc>
+        <w:tc>
+          <w:tcPr>
+            <w:tcW w:type="pct" w:w="20%"/>
           </w:tcPr>
           <w:p>
             <w:r>
@@ -872,13 +915,13 @@
                 <w:b w:val="false"/>
                 <w:bCs w:val="false"/>
               </w:rPr>
-              <w:t xml:space="preserve">4</w:t>
-            </w:r>
-          </w:p>
-        </w:tc>
-        <w:tc>
-          <w:tcPr>
-            <w:tcW w:type="pct" w:w="16%"/>
+              <w:t xml:space="preserve">36 sq ft</w:t>
+            </w:r>
+          </w:p>
+        </w:tc>
+        <w:tc>
+          <w:tcPr>
+            <w:tcW w:type="pct" w:w="20%"/>
           </w:tcPr>
           <w:p>
             <w:r>
@@ -886,13 +929,13 @@
                 <w:b w:val="false"/>
                 <w:bCs w:val="false"/>
               </w:rPr>
-              <w:t xml:space="preserve">5 ft</w:t>
-            </w:r>
-          </w:p>
-        </w:tc>
-        <w:tc>
-          <w:tcPr>
-            <w:tcW w:type="pct" w:w="16%"/>
+              <w:t xml:space="preserve">Subtract</w:t>
+            </w:r>
+          </w:p>
+        </w:tc>
+        <w:tc>
+          <w:tcPr>
+            <w:tcW w:type="pct" w:w="20%"/>
           </w:tcPr>
           <w:p>
             <w:r>
@@ -900,120 +943,6 @@
                 <w:b w:val="false"/>
                 <w:bCs w:val="false"/>
               </w:rPr>
-              <w:t xml:space="preserve">4 ft</w:t>
-            </w:r>
-          </w:p>
-        </w:tc>
-        <w:tc>
-          <w:tcPr>
-            <w:tcW w:type="pct" w:w="16%"/>
-          </w:tcPr>
-          <w:p>
-            <w:r>
-              <w:rPr>
-                <w:b w:val="false"/>
-                <w:bCs w:val="false"/>
-              </w:rPr>
-              <w:t xml:space="preserve"> </w:t>
-            </w:r>
-          </w:p>
-        </w:tc>
-        <w:tc>
-          <w:tcPr>
-            <w:tcW w:type="pct" w:w="16%"/>
-          </w:tcPr>
-          <w:p>
-            <w:r>
-              <w:rPr>
-                <w:b w:val="false"/>
-                <w:bCs w:val="false"/>
-              </w:rPr>
-              <w:t xml:space="preserve"> </w:t>
-            </w:r>
-          </w:p>
-        </w:tc>
-      </w:tr>
-      <w:tr>
-        <w:tc>
-          <w:tcPr>
-            <w:tcW w:type="pct" w:w="16%"/>
-          </w:tcPr>
-          <w:p>
-            <w:r>
-              <w:rPr>
-                <w:b w:val="false"/>
-                <w:bCs w:val="false"/>
-              </w:rPr>
-              <w:t xml:space="preserve">Octagon</w:t>
-            </w:r>
-          </w:p>
-        </w:tc>
-        <w:tc>
-          <w:tcPr>
-            <w:tcW w:type="pct" w:w="16%"/>
-          </w:tcPr>
-          <w:p>
-            <w:r>
-              <w:rPr>
-                <w:b w:val="false"/>
-                <w:bCs w:val="false"/>
-              </w:rPr>
-              <w:t xml:space="preserve">8</w:t>
-            </w:r>
-          </w:p>
-        </w:tc>
-        <w:tc>
-          <w:tcPr>
-            <w:tcW w:type="pct" w:w="16%"/>
-          </w:tcPr>
-          <w:p>
-            <w:r>
-              <w:rPr>
-                <w:b w:val="false"/>
-                <w:bCs w:val="false"/>
-              </w:rPr>
-              <w:t xml:space="preserve">4 ft</w:t>
-            </w:r>
-          </w:p>
-        </w:tc>
-        <w:tc>
-          <w:tcPr>
-            <w:tcW w:type="pct" w:w="16%"/>
-          </w:tcPr>
-          <w:p>
-            <w:r>
-              <w:rPr>
-                <w:b w:val="false"/>
-                <w:bCs w:val="false"/>
-              </w:rPr>
-              <w:t xml:space="preserve">4.8 ft</w:t>
-            </w:r>
-          </w:p>
-        </w:tc>
-        <w:tc>
-          <w:tcPr>
-            <w:tcW w:type="pct" w:w="16%"/>
-          </w:tcPr>
-          <w:p>
-            <w:r>
-              <w:rPr>
-                <w:b w:val="false"/>
-                <w:bCs w:val="false"/>
-              </w:rPr>
-              <w:t xml:space="preserve"> </w:t>
-            </w:r>
-          </w:p>
-        </w:tc>
-        <w:tc>
-          <w:tcPr>
-            <w:tcW w:type="pct" w:w="16%"/>
-          </w:tcPr>
-          <w:p>
-            <w:r>
-              <w:rPr>
-                <w:b w:val="false"/>
-                <w:bCs w:val="false"/>
-              </w:rPr>
               <w:t xml:space="preserve"> </w:t>
             </w:r>
           </w:p>
@@ -1040,7 +969,7 @@
           <w:b/>
           <w:bCs/>
         </w:rPr>
-        <w:t xml:space="preserve">4. Match each polygon to its total area.</w:t>
+        <w:t xml:space="preserve">4. Match each composite figure to its total area.</w:t>
       </w:r>
     </w:p>
     <w:tbl>
@@ -1099,7 +1028,7 @@
           </w:tcPr>
           <w:p>
             <w:r>
-              <w:t xml:space="preserve">____  Hexagon: 6 triangles, each ½×6×5.2</w:t>
+              <w:t xml:space="preserve">____  L-shape: 10×6 + 4×3</w:t>
             </w:r>
           </w:p>
         </w:tc>
@@ -1109,7 +1038,7 @@
           </w:tcPr>
           <w:p>
             <w:r>
-              <w:t xml:space="preserve">F. 36 sq ft</w:t>
+              <w:t xml:space="preserve">F. 90 sq ft</w:t>
             </w:r>
           </w:p>
         </w:tc>
@@ -1121,7 +1050,7 @@
           </w:tcPr>
           <w:p>
             <w:r>
-              <w:t xml:space="preserve">____  Pentagon: 5 triangles, each ½×8×5.5</w:t>
+              <w:t xml:space="preserve">____  T-shape: 14×4 + 6×10</w:t>
             </w:r>
           </w:p>
         </w:tc>
@@ -1131,7 +1060,7 @@
           </w:tcPr>
           <w:p>
             <w:r>
-              <w:t xml:space="preserve">E. 36 sq ft</w:t>
+              <w:t xml:space="preserve">E. 58 sq ft</w:t>
             </w:r>
           </w:p>
         </w:tc>
@@ -1143,7 +1072,7 @@
           </w:tcPr>
           <w:p>
             <w:r>
-              <w:t xml:space="preserve">____  Octagon: 8 triangles, each ½×4×4.8</w:t>
+              <w:t xml:space="preserve">____  Wall 15×10 minus window 5×4</w:t>
             </w:r>
           </w:p>
         </w:tc>
@@ -1153,7 +1082,7 @@
           </w:tcPr>
           <w:p>
             <w:r>
-              <w:t xml:space="preserve">D. 40 sq ft</w:t>
+              <w:t xml:space="preserve">D. 110 sq ft</w:t>
             </w:r>
           </w:p>
         </w:tc>
@@ -1165,7 +1094,7 @@
           </w:tcPr>
           <w:p>
             <w:r>
-              <w:t xml:space="preserve">____  Square: 4 triangles, each ½×5×4</w:t>
+              <w:t xml:space="preserve">____  Pool 14×10 minus cutout 6×5</w:t>
             </w:r>
           </w:p>
         </w:tc>
@@ -1175,7 +1104,7 @@
           </w:tcPr>
           <w:p>
             <w:r>
-              <w:t xml:space="preserve">C. 76.8 sq ft</w:t>
+              <w:t xml:space="preserve">C. 130 sq ft</w:t>
             </w:r>
           </w:p>
         </w:tc>
@@ -1187,7 +1116,7 @@
           </w:tcPr>
           <w:p>
             <w:r>
-              <w:t xml:space="preserve">____  Triangle b=12, h=6</w:t>
+              <w:t xml:space="preserve">____  L-shape: 8×5 + 3×6</w:t>
             </w:r>
           </w:p>
         </w:tc>
@@ -1197,7 +1126,7 @@
           </w:tcPr>
           <w:p>
             <w:r>
-              <w:t xml:space="preserve">B. 110 sq ft</w:t>
+              <w:t xml:space="preserve">B. 116 sq ft</w:t>
             </w:r>
           </w:p>
         </w:tc>
@@ -1209,7 +1138,7 @@
           </w:tcPr>
           <w:p>
             <w:r>
-              <w:t xml:space="preserve">____  Parallelogram b=9, h=4</w:t>
+              <w:t xml:space="preserve">____  Floor 12×8 minus vent 2×3</w:t>
             </w:r>
           </w:p>
         </w:tc>
@@ -1219,7 +1148,7 @@
           </w:tcPr>
           <w:p>
             <w:r>
-              <w:t xml:space="preserve">A. 93.6 sq ft</w:t>
+              <w:t xml:space="preserve">A. 72 sq ft</w:t>
             </w:r>
           </w:p>
         </w:tc>
@@ -1245,7 +1174,7 @@
           <w:b/>
           <w:bCs/>
         </w:rPr>
-        <w:t xml:space="preserve">5. Calculate the total area of each regular polygon, then sort from smallest to largest area.</w:t>
+        <w:t xml:space="preserve">5. Calculate each composite figure's area. Sort by whether the area is more than 100 sq ft or not.</w:t>
       </w:r>
     </w:p>
     <w:p>
@@ -1257,39 +1186,55 @@
           <w:i/>
           <w:iCs/>
         </w:rPr>
-        <w:t xml:space="preserve">Groups: Area ≥ 90 sq ft   |   Area &lt; 90 sq ft</w:t>
-      </w:r>
-    </w:p>
-    <w:p>
-      <w:pPr>
-        <w:spacing w:after="40" w:before="0"/>
-      </w:pPr>
-      <w:r>
-        <w:t xml:space="preserve">   • Pentagon: 5 × (½×8×5.5) = 110 sq ft   → __________________</w:t>
-      </w:r>
-    </w:p>
-    <w:p>
-      <w:pPr>
-        <w:spacing w:after="40" w:before="0"/>
-      </w:pPr>
-      <w:r>
-        <w:t xml:space="preserve">   • Hexagon: 6 × (½×6×5.2) = 93.6 sq ft   → __________________</w:t>
-      </w:r>
-    </w:p>
-    <w:p>
-      <w:pPr>
-        <w:spacing w:after="40" w:before="0"/>
-      </w:pPr>
-      <w:r>
-        <w:t xml:space="preserve">   • Octagon: 8 × (½×4×4.8) = 76.8 sq ft   → __________________</w:t>
-      </w:r>
-    </w:p>
-    <w:p>
-      <w:pPr>
-        <w:spacing w:after="40" w:before="0"/>
-      </w:pPr>
-      <w:r>
-        <w:t xml:space="preserve">   • Square: 4 × (½×5×4) = 40 sq ft   → __________________</w:t>
+        <w:t xml:space="preserve">Groups: Area &gt; 100 sq ft   |   Area ≤ 100 sq ft</w:t>
+      </w:r>
+    </w:p>
+    <w:p>
+      <w:pPr>
+        <w:spacing w:after="40" w:before="0"/>
+      </w:pPr>
+      <w:r>
+        <w:t xml:space="preserve">   • L-shape: 12×8 + 6×5 = 126 sq ft   → __________________</w:t>
+      </w:r>
+    </w:p>
+    <w:p>
+      <w:pPr>
+        <w:spacing w:after="40" w:before="0"/>
+      </w:pPr>
+      <w:r>
+        <w:t xml:space="preserve">   • T-shape: 10×3 + 4×7 = 58 sq ft   → __________________</w:t>
+      </w:r>
+    </w:p>
+    <w:p>
+      <w:pPr>
+        <w:spacing w:after="40" w:before="0"/>
+      </w:pPr>
+      <w:r>
+        <w:t xml:space="preserve">   • Wall 15×10 − window 5×4 = 130 sq ft   → __________________</w:t>
+      </w:r>
+    </w:p>
+    <w:p>
+      <w:pPr>
+        <w:spacing w:after="40" w:before="0"/>
+      </w:pPr>
+      <w:r>
+        <w:t xml:space="preserve">   • L-shape: 9×7 + 3×4 = 75 sq ft   → __________________</w:t>
+      </w:r>
+    </w:p>
+    <w:p>
+      <w:pPr>
+        <w:spacing w:after="40" w:before="0"/>
+      </w:pPr>
+      <w:r>
+        <w:t xml:space="preserve">   • Floor 20×8 − vent 6×3 = 142 sq ft   → __________________</w:t>
+      </w:r>
+    </w:p>
+    <w:p>
+      <w:pPr>
+        <w:spacing w:after="40" w:before="0"/>
+      </w:pPr>
+      <w:r>
+        <w:t xml:space="preserve">   • U-shape: 10×8 − 4×3 = 68 sq ft   → __________________</w:t>
       </w:r>
     </w:p>
     <w:p>
@@ -1320,31 +1265,31 @@
         <w:spacing w:after="40" w:before="0"/>
       </w:pPr>
       <w:r>
-        <w:t xml:space="preserve">   Step 1 (Decompose the pentagon): A regular pentagon = 5 congruent triangles</w:t>
-      </w:r>
-    </w:p>
-    <w:p>
-      <w:pPr>
-        <w:spacing w:after="40" w:before="0"/>
-      </w:pPr>
-      <w:r>
-        <w:t xml:space="preserve">   Step 2 (Identify one triangle): base = 6 ft, height = 4 ft</w:t>
-      </w:r>
-    </w:p>
-    <w:p>
-      <w:pPr>
-        <w:spacing w:after="40" w:before="0"/>
-      </w:pPr>
-      <w:r>
-        <w:t xml:space="preserve">   Step 3 (Find the area of one triangle): A = 6 × 4 = 24 sq ft</w:t>
-      </w:r>
-    </w:p>
-    <w:p>
-      <w:pPr>
-        <w:spacing w:after="40" w:before="0"/>
-      </w:pPr>
-      <w:r>
-        <w:t xml:space="preserve">   Step 4 (Find total area): Total area = 5 × 24 = 120 sq ft</w:t>
+        <w:t xml:space="preserve">   Step 1 (Identify the shapes): A 16 ft × 9 ft floor has a 4 ft × 5 ft supply closet cut out of one corner. Find the usable floor area.</w:t>
+      </w:r>
+    </w:p>
+    <w:p>
+      <w:pPr>
+        <w:spacing w:after="40" w:before="0"/>
+      </w:pPr>
+      <w:r>
+        <w:t xml:space="preserve">   Step 2 (Find the large rectangle area): A = 16 × 9 = 144 sq ft.</w:t>
+      </w:r>
+    </w:p>
+    <w:p>
+      <w:pPr>
+        <w:spacing w:after="40" w:before="0"/>
+      </w:pPr>
+      <w:r>
+        <w:t xml:space="preserve">   Step 3 (Find the cutout area): A = 4 × 5 = 20 sq ft.</w:t>
+      </w:r>
+    </w:p>
+    <w:p>
+      <w:pPr>
+        <w:spacing w:after="40" w:before="0"/>
+      </w:pPr>
+      <w:r>
+        <w:t xml:space="preserve">   Step 4 (Find the usable area): Usable area = 144 + 20 = 164 sq ft.</w:t>
       </w:r>
     </w:p>
     <w:p>
@@ -1401,39 +1346,39 @@
           <w:b/>
           <w:bCs/>
         </w:rPr>
-        <w:t xml:space="preserve">7. A regular hexagonal floor tile splits from its center into 6 congruent triangles, each with an area of 12 cm². What is the total area of the tile?</w:t>
-      </w:r>
-    </w:p>
-    <w:p>
-      <w:pPr>
-        <w:spacing w:after="40" w:before="0"/>
-      </w:pPr>
-      <w:r>
-        <w:t xml:space="preserve">     A. 72 cm²</w:t>
-      </w:r>
-    </w:p>
-    <w:p>
-      <w:pPr>
-        <w:spacing w:after="40" w:before="0"/>
-      </w:pPr>
-      <w:r>
-        <w:t xml:space="preserve">     B. 12 cm²</w:t>
-      </w:r>
-    </w:p>
-    <w:p>
-      <w:pPr>
-        <w:spacing w:after="40" w:before="0"/>
-      </w:pPr>
-      <w:r>
-        <w:t xml:space="preserve">     C. 36 cm²</w:t>
-      </w:r>
-    </w:p>
-    <w:p>
-      <w:pPr>
-        <w:spacing w:after="40" w:before="0"/>
-      </w:pPr>
-      <w:r>
-        <w:t xml:space="preserve">     D. 18 cm²</w:t>
+        <w:t xml:space="preserve">7. Plan 1 — Office wing: the floor plan is a 7 ft by 5 ft rectangle with a triangular reading nook (base 7 ft, height 4 ft) joined on top. Decompose it and ADD the areas. What is the total floor area?</w:t>
+      </w:r>
+    </w:p>
+    <w:p>
+      <w:pPr>
+        <w:spacing w:after="40" w:before="0"/>
+      </w:pPr>
+      <w:r>
+        <w:t xml:space="preserve">     A. 49 sq ft</w:t>
+      </w:r>
+    </w:p>
+    <w:p>
+      <w:pPr>
+        <w:spacing w:after="40" w:before="0"/>
+      </w:pPr>
+      <w:r>
+        <w:t xml:space="preserve">     B. 35 sq ft</w:t>
+      </w:r>
+    </w:p>
+    <w:p>
+      <w:pPr>
+        <w:spacing w:after="40" w:before="0"/>
+      </w:pPr>
+      <w:r>
+        <w:t xml:space="preserve">     C. 14 sq ft</w:t>
+      </w:r>
+    </w:p>
+    <w:p>
+      <w:pPr>
+        <w:spacing w:after="40" w:before="0"/>
+      </w:pPr>
+      <w:r>
+        <w:t xml:space="preserve">     D. 63 sq ft</w:t>
       </w:r>
     </w:p>
     <w:p>
@@ -1456,39 +1401,39 @@
           <w:b/>
           <w:bCs/>
         </w:rPr>
-        <w:t xml:space="preserve">8. A regular pentagonal tile splits into 5 congruent triangles. Each triangle has a base of 4 in and a height of 6 in. What is the total area of the tile?</w:t>
-      </w:r>
-    </w:p>
-    <w:p>
-      <w:pPr>
-        <w:spacing w:after="40" w:before="0"/>
-      </w:pPr>
-      <w:r>
-        <w:t xml:space="preserve">     A. 60 in²</w:t>
-      </w:r>
-    </w:p>
-    <w:p>
-      <w:pPr>
-        <w:spacing w:after="40" w:before="0"/>
-      </w:pPr>
-      <w:r>
-        <w:t xml:space="preserve">     B. 12 in²</w:t>
-      </w:r>
-    </w:p>
-    <w:p>
-      <w:pPr>
-        <w:spacing w:after="40" w:before="0"/>
-      </w:pPr>
-      <w:r>
-        <w:t xml:space="preserve">     C. 24 in²</w:t>
-      </w:r>
-    </w:p>
-    <w:p>
-      <w:pPr>
-        <w:spacing w:after="40" w:before="0"/>
-      </w:pPr>
-      <w:r>
-        <w:t xml:space="preserve">     D. 120 in²</w:t>
+        <w:t xml:space="preserve">8. Plan 2 — L-shaped lobby: decompose the L into two rectangles, one 9 ft by 6 ft and one 7 ft by 3 ft, then ADD. What is the total floor area?</w:t>
+      </w:r>
+    </w:p>
+    <w:p>
+      <w:pPr>
+        <w:spacing w:after="40" w:before="0"/>
+      </w:pPr>
+      <w:r>
+        <w:t xml:space="preserve">     A. 75 sq ft</w:t>
+      </w:r>
+    </w:p>
+    <w:p>
+      <w:pPr>
+        <w:spacing w:after="40" w:before="0"/>
+      </w:pPr>
+      <w:r>
+        <w:t xml:space="preserve">     B. 63 sq ft</w:t>
+      </w:r>
+    </w:p>
+    <w:p>
+      <w:pPr>
+        <w:spacing w:after="40" w:before="0"/>
+      </w:pPr>
+      <w:r>
+        <w:t xml:space="preserve">     C. 54 sq ft</w:t>
+      </w:r>
+    </w:p>
+    <w:p>
+      <w:pPr>
+        <w:spacing w:after="40" w:before="0"/>
+      </w:pPr>
+      <w:r>
+        <w:t xml:space="preserve">     D. 21 sq ft</w:t>
       </w:r>
     </w:p>
     <w:p>
@@ -1511,7 +1456,7 @@
           <w:b/>
           <w:bCs/>
         </w:rPr>
-        <w:t xml:space="preserve">9. Each tile is made of congruent triangles. Find the area of ONE triangle, then sort it by size.</w:t>
+        <w:t xml:space="preserve">9. Plan 3 — Survey the site. Drag each part of a floor plan into the correct group: do you ADD it to the total or SUBTRACT it from a larger shape?</w:t>
       </w:r>
     </w:p>
     <w:p>
@@ -1523,39 +1468,55 @@
           <w:i/>
           <w:iCs/>
         </w:rPr>
-        <w:t xml:space="preserve">Groups: One triangle ≤ 12 sq ft   |   One triangle &gt; 12 sq ft</w:t>
-      </w:r>
-    </w:p>
-    <w:p>
-      <w:pPr>
-        <w:spacing w:after="40" w:before="0"/>
-      </w:pPr>
-      <w:r>
-        <w:t xml:space="preserve">   • Square tile triangle: ½ × 4 × 4 = 8 sq ft   → __________________</w:t>
-      </w:r>
-    </w:p>
-    <w:p>
-      <w:pPr>
-        <w:spacing w:after="40" w:before="0"/>
-      </w:pPr>
-      <w:r>
-        <w:t xml:space="preserve">   • Hexagon tile triangle: ½ × 6 × 4 = 12 sq ft   → __________________</w:t>
-      </w:r>
-    </w:p>
-    <w:p>
-      <w:pPr>
-        <w:spacing w:after="40" w:before="0"/>
-      </w:pPr>
-      <w:r>
-        <w:t xml:space="preserve">   • Octagon tile triangle: ½ × 10 × 3 = 15 sq ft   → __________________</w:t>
-      </w:r>
-    </w:p>
-    <w:p>
-      <w:pPr>
-        <w:spacing w:after="40" w:before="0"/>
-      </w:pPr>
-      <w:r>
-        <w:t xml:space="preserve">   • Pentagon tile triangle: ½ × 8 × 5 = 20 sq ft   → __________________</w:t>
+        <w:t xml:space="preserve">Groups: ADD to the total   |   SUBTRACT from a larger shape</w:t>
+      </w:r>
+    </w:p>
+    <w:p>
+      <w:pPr>
+        <w:spacing w:after="40" w:before="0"/>
+      </w:pPr>
+      <w:r>
+        <w:t xml:space="preserve">   • Triangular entrance canopy joined to the front wall   → __________________</w:t>
+      </w:r>
+    </w:p>
+    <w:p>
+      <w:pPr>
+        <w:spacing w:after="40" w:before="0"/>
+      </w:pPr>
+      <w:r>
+        <w:t xml:space="preserve">   • Square skylight opening cut out of the roof   → __________________</w:t>
+      </w:r>
+    </w:p>
+    <w:p>
+      <w:pPr>
+        <w:spacing w:after="40" w:before="0"/>
+      </w:pPr>
+      <w:r>
+        <w:t xml:space="preserve">   • Rectangular wing attached to the main hall   → __________________</w:t>
+      </w:r>
+    </w:p>
+    <w:p>
+      <w:pPr>
+        <w:spacing w:after="40" w:before="0"/>
+      </w:pPr>
+      <w:r>
+        <w:t xml:space="preserve">   • Elevator shaft removed from the office floor   → __________________</w:t>
+      </w:r>
+    </w:p>
+    <w:p>
+      <w:pPr>
+        <w:spacing w:after="40" w:before="0"/>
+      </w:pPr>
+      <w:r>
+        <w:t xml:space="preserve">   • Triangular gable joined on top of the rectangular wall   → __________________</w:t>
+      </w:r>
+    </w:p>
+    <w:p>
+      <w:pPr>
+        <w:spacing w:after="40" w:before="0"/>
+      </w:pPr>
+      <w:r>
+        <w:t xml:space="preserve">   • Circular fountain basin carved out of the courtyard   → __________________</w:t>
       </w:r>
     </w:p>
     <w:p>
@@ -1578,147 +1539,41 @@
           <w:b/>
           <w:bCs/>
         </w:rPr>
-        <w:t xml:space="preserve">10. Match each polygon tile to its total area.</w:t>
-      </w:r>
-    </w:p>
-    <w:tbl>
-      <w:tblPr>
-        <w:tblW w:type="pct" w:w="100%"/>
-        <w:tblBorders>
-          <w:top w:val="single" w:color="auto" w:sz="4"/>
-          <w:left w:val="single" w:color="auto" w:sz="4"/>
-          <w:bottom w:val="single" w:color="auto" w:sz="4"/>
-          <w:right w:val="single" w:color="auto" w:sz="4"/>
-          <w:insideH w:val="single" w:color="auto" w:sz="4"/>
-          <w:insideV w:val="single" w:color="auto" w:sz="4"/>
-        </w:tblBorders>
-      </w:tblPr>
-      <w:tblGrid>
-        <w:gridCol w:w="100"/>
-        <w:gridCol w:w="100"/>
-      </w:tblGrid>
-      <w:tr>
-        <w:trPr>
-          <w:tblHeader/>
-        </w:trPr>
-        <w:tc>
-          <w:tcPr>
-            <w:tcW w:type="pct" w:w="50%"/>
-          </w:tcPr>
-          <w:p>
-            <w:r>
-              <w:rPr>
-                <w:b/>
-                <w:bCs/>
-              </w:rPr>
-              <w:t xml:space="preserve">Item</w:t>
-            </w:r>
-          </w:p>
-        </w:tc>
-        <w:tc>
-          <w:tcPr>
-            <w:tcW w:type="pct" w:w="50%"/>
-          </w:tcPr>
-          <w:p>
-            <w:r>
-              <w:rPr>
-                <w:b/>
-                <w:bCs/>
-              </w:rPr>
-              <w:t xml:space="preserve">Answer choices</w:t>
-            </w:r>
-          </w:p>
-        </w:tc>
-      </w:tr>
-      <w:tr>
-        <w:tc>
-          <w:tcPr>
-            <w:tcW w:type="pct" w:w="50%"/>
-          </w:tcPr>
-          <w:p>
-            <w:r>
-              <w:t xml:space="preserve">____  Square tile: 4 triangles, each ½×9×2</w:t>
-            </w:r>
-          </w:p>
-        </w:tc>
-        <w:tc>
-          <w:tcPr>
-            <w:tcW w:type="pct" w:w="50%"/>
-          </w:tcPr>
-          <w:p>
-            <w:r>
-              <w:t xml:space="preserve">D. 21 sq ft</w:t>
-            </w:r>
-          </w:p>
-        </w:tc>
-      </w:tr>
-      <w:tr>
-        <w:tc>
-          <w:tcPr>
-            <w:tcW w:type="pct" w:w="50%"/>
-          </w:tcPr>
-          <w:p>
-            <w:r>
-              <w:t xml:space="preserve">____  Octagon tile: 8 triangles, each ½×3×4</w:t>
-            </w:r>
-          </w:p>
-        </w:tc>
-        <w:tc>
-          <w:tcPr>
-            <w:tcW w:type="pct" w:w="50%"/>
-          </w:tcPr>
-          <w:p>
-            <w:r>
-              <w:t xml:space="preserve">C. 45 sq ft</w:t>
-            </w:r>
-          </w:p>
-        </w:tc>
-      </w:tr>
-      <w:tr>
-        <w:tc>
-          <w:tcPr>
-            <w:tcW w:type="pct" w:w="50%"/>
-          </w:tcPr>
-          <w:p>
-            <w:r>
-              <w:t xml:space="preserve">____  Hexagon tile: 6 triangles, each ½×5×3</w:t>
-            </w:r>
-          </w:p>
-        </w:tc>
-        <w:tc>
-          <w:tcPr>
-            <w:tcW w:type="pct" w:w="50%"/>
-          </w:tcPr>
-          <w:p>
-            <w:r>
-              <w:t xml:space="preserve">B. 48 sq ft</w:t>
-            </w:r>
-          </w:p>
-        </w:tc>
-      </w:tr>
-      <w:tr>
-        <w:tc>
-          <w:tcPr>
-            <w:tcW w:type="pct" w:w="50%"/>
-          </w:tcPr>
-          <w:p>
-            <w:r>
-              <w:t xml:space="preserve">____  Equilateral triangle tile: 1 triangle, ½×7×6</w:t>
-            </w:r>
-          </w:p>
-        </w:tc>
-        <w:tc>
-          <w:tcPr>
-            <w:tcW w:type="pct" w:w="50%"/>
-          </w:tcPr>
-          <w:p>
-            <w:r>
-              <w:t xml:space="preserve">A. 36 sq ft</w:t>
-            </w:r>
-          </w:p>
-        </w:tc>
-      </w:tr>
-    </w:tbl>
+        <w:t xml:space="preserve">10. Plan 4 — Design studio: the floor is a 16 ft by 12 ft rectangle, but a 5 ft by 4 ft storage closet is cut out of one corner. Find the usable floor area.</w:t>
+      </w:r>
+    </w:p>
+    <w:p>
+      <w:pPr>
+        <w:spacing w:after="40" w:before="0"/>
+      </w:pPr>
+      <w:r>
+        <w:t xml:space="preserve">     A. 172 sq ft</w:t>
+      </w:r>
+    </w:p>
+    <w:p>
+      <w:pPr>
+        <w:spacing w:after="40" w:before="0"/>
+      </w:pPr>
+      <w:r>
+        <w:t xml:space="preserve">     B. 192 sq ft</w:t>
+      </w:r>
+    </w:p>
+    <w:p>
+      <w:pPr>
+        <w:spacing w:after="40" w:before="0"/>
+      </w:pPr>
+      <w:r>
+        <w:t xml:space="preserve">     C. 212 sq ft</w:t>
+      </w:r>
+    </w:p>
+    <w:p>
+      <w:pPr>
+        <w:spacing w:after="40" w:before="0"/>
+      </w:pPr>
+      <w:r>
+        <w:t xml:space="preserve">     D. 20 sq ft</w:t>
+      </w:r>
+    </w:p>
     <w:p>
       <w:pPr>
         <w:spacing w:after="60" w:before="120"/>
@@ -1757,15 +1612,15 @@
           <w:b/>
           <w:bCs/>
         </w:rPr>
-        <w:t xml:space="preserve">1. A. 15.6 sq ft</w:t>
-      </w:r>
-    </w:p>
-    <w:p>
-      <w:pPr>
-        <w:spacing w:after="20" w:before="0"/>
-      </w:pPr>
-      <w:r>
-        <w:t xml:space="preserve">     A = ½ × b × h = ½ × 6 × 5.2 = 15.6 square feet.</w:t>
+        <w:t xml:space="preserve">1. A. 72 sq ft</w:t>
+      </w:r>
+    </w:p>
+    <w:p>
+      <w:pPr>
+        <w:spacing w:after="20" w:before="0"/>
+      </w:pPr>
+      <w:r>
+        <w:t xml:space="preserve">     Area 1 = 10 × 6 = 60 sq ft. Area 2 = 4 × 3 = 12 sq ft. Total = 60 + 12 = 72 sq ft.</w:t>
       </w:r>
     </w:p>
     <w:p>
@@ -1777,27 +1632,27 @@
           <w:i/>
           <w:iCs/>
         </w:rPr>
-        <w:t xml:space="preserve">     Watch for: A common mistake in Area of Regular Polygons is stopping after finding the area of ONE triangle and reporting that as the total area — or adding the number of triangles instead of multiplying. Remember: total area = (one triangle's area) × (number of sides), not (one triangle's area) + (number of sides).</w:t>
-      </w:r>
-    </w:p>
-    <w:p>
-      <w:pPr>
-        <w:spacing w:after="40" w:before="0"/>
-      </w:pPr>
-      <w:r>
-        <w:rPr>
-          <w:b/>
-          <w:bCs/>
-        </w:rPr>
-        <w:t xml:space="preserve">2. A. 93.6 sq ft</w:t>
-      </w:r>
-    </w:p>
-    <w:p>
-      <w:pPr>
-        <w:spacing w:after="20" w:before="0"/>
-      </w:pPr>
-      <w:r>
-        <w:t xml:space="preserve">     Total area = 6 triangles × 15.6 sq ft = 93.6 square feet.</w:t>
+        <w:t xml:space="preserve">     Watch for: A common mistake in Area of Composite Figures is adding every piece even when a piece has been cut out of the figure. For a 10 ft by 8 ft rectangle with a 3 ft by 2 ft rectangular notch cut from one corner, students compute the full rectangle 10 × 8 = 80 sq ft and stop, or they add the notch instead of removing it (80 + 6 = 86 sq ft) instead of subtracting it: 80 − (3 × 2) = 80 − 6 = 74 sq ft. Before submitting, check whether each piece is part of the figure (add it) or missing from the figure (subtract it).</w:t>
+      </w:r>
+    </w:p>
+    <w:p>
+      <w:pPr>
+        <w:spacing w:after="40" w:before="0"/>
+      </w:pPr>
+      <w:r>
+        <w:rPr>
+          <w:b/>
+          <w:bCs/>
+        </w:rPr>
+        <w:t xml:space="preserve">2. A. 130 sq ft</w:t>
+      </w:r>
+    </w:p>
+    <w:p>
+      <w:pPr>
+        <w:spacing w:after="20" w:before="0"/>
+      </w:pPr>
+      <w:r>
+        <w:t xml:space="preserve">     Patio = 15 × 10 = 150 sq ft. Cutout = 5 × 4 = 20 sq ft. Remaining = 150 − 20 = 130 sq ft.</w:t>
       </w:r>
     </w:p>
     <w:p>
@@ -1809,7 +1664,7 @@
           <w:i/>
           <w:iCs/>
         </w:rPr>
-        <w:t xml:space="preserve">     Watch for: A common mistake in Area of Regular Polygons is stopping after finding the area of ONE triangle and reporting that as the total area — or adding the number of triangles instead of multiplying. Remember: total area = (one triangle's area) × (number of sides), not (one triangle's area) + (number of sides).</w:t>
+        <w:t xml:space="preserve">     Watch for: A common mistake in Area of Composite Figures is adding every piece even when a piece has been cut out of the figure. For a 10 ft by 8 ft rectangle with a 3 ft by 2 ft rectangular notch cut from one corner, students compute the full rectangle 10 × 8 = 80 sq ft and stop, or they add the notch instead of removing it (80 + 6 = 86 sq ft) instead of subtracting it: 80 − (3 × 2) = 80 − 6 = 74 sq ft. Before submitting, check whether each piece is part of the figure (add it) or missing from the figure (subtract it).</w:t>
       </w:r>
     </w:p>
     <w:p>
@@ -1829,63 +1684,31 @@
         <w:spacing w:after="20" w:before="0"/>
       </w:pPr>
       <w:r>
-        <w:t xml:space="preserve">     Hexagon — Area of One Triangle: 15.6 sq ft</w:t>
-      </w:r>
-    </w:p>
-    <w:p>
-      <w:pPr>
-        <w:spacing w:after="20" w:before="0"/>
-      </w:pPr>
-      <w:r>
-        <w:t xml:space="preserve">     Hexagon — Total Area: 93.6 sq ft</w:t>
-      </w:r>
-    </w:p>
-    <w:p>
-      <w:pPr>
-        <w:spacing w:after="20" w:before="0"/>
-      </w:pPr>
-      <w:r>
-        <w:t xml:space="preserve">     Pentagon — Area of One Triangle: 22 sq ft</w:t>
-      </w:r>
-    </w:p>
-    <w:p>
-      <w:pPr>
-        <w:spacing w:after="20" w:before="0"/>
-      </w:pPr>
-      <w:r>
-        <w:t xml:space="preserve">     Pentagon — Total Area: 110 sq ft</w:t>
-      </w:r>
-    </w:p>
-    <w:p>
-      <w:pPr>
-        <w:spacing w:after="20" w:before="0"/>
-      </w:pPr>
-      <w:r>
-        <w:t xml:space="preserve">     Square — Area of One Triangle: 10 sq ft</w:t>
-      </w:r>
-    </w:p>
-    <w:p>
-      <w:pPr>
-        <w:spacing w:after="20" w:before="0"/>
-      </w:pPr>
-      <w:r>
-        <w:t xml:space="preserve">     Square — Total Area: 40 sq ft</w:t>
-      </w:r>
-    </w:p>
-    <w:p>
-      <w:pPr>
-        <w:spacing w:after="20" w:before="0"/>
-      </w:pPr>
-      <w:r>
-        <w:t xml:space="preserve">     Octagon — Area of One Triangle: 9.6 sq ft</w:t>
-      </w:r>
-    </w:p>
-    <w:p>
-      <w:pPr>
-        <w:spacing w:after="20" w:before="0"/>
-      </w:pPr>
-      <w:r>
-        <w:t xml:space="preserve">     Octagon — Total Area: 76.8 sq ft</w:t>
+        <w:t xml:space="preserve">     L-shaped deck — Total Area: 68 sq ft</w:t>
+      </w:r>
+    </w:p>
+    <w:p>
+      <w:pPr>
+        <w:spacing w:after="20" w:before="0"/>
+      </w:pPr>
+      <w:r>
+        <w:t xml:space="preserve">     Floor with alcove — Total Area: 105 sq ft</w:t>
+      </w:r>
+    </w:p>
+    <w:p>
+      <w:pPr>
+        <w:spacing w:after="20" w:before="0"/>
+      </w:pPr>
+      <w:r>
+        <w:t xml:space="preserve">     Wall with window cutout — Total Area: 102 sq ft</w:t>
+      </w:r>
+    </w:p>
+    <w:p>
+      <w:pPr>
+        <w:spacing w:after="20" w:before="0"/>
+      </w:pPr>
+      <w:r>
+        <w:t xml:space="preserve">     Courtyard with fountain cutout — Total Area: 164 sq ft</w:t>
       </w:r>
     </w:p>
     <w:p>
@@ -1913,47 +1736,47 @@
         <w:spacing w:after="20" w:before="0"/>
       </w:pPr>
       <w:r>
-        <w:t xml:space="preserve">     Hexagon: 6 triangles, each ½×6×5.2 → 93.6 sq ft</w:t>
-      </w:r>
-    </w:p>
-    <w:p>
-      <w:pPr>
-        <w:spacing w:after="20" w:before="0"/>
-      </w:pPr>
-      <w:r>
-        <w:t xml:space="preserve">     Pentagon: 5 triangles, each ½×8×5.5 → 110 sq ft</w:t>
-      </w:r>
-    </w:p>
-    <w:p>
-      <w:pPr>
-        <w:spacing w:after="20" w:before="0"/>
-      </w:pPr>
-      <w:r>
-        <w:t xml:space="preserve">     Octagon: 8 triangles, each ½×4×4.8 → 76.8 sq ft</w:t>
-      </w:r>
-    </w:p>
-    <w:p>
-      <w:pPr>
-        <w:spacing w:after="20" w:before="0"/>
-      </w:pPr>
-      <w:r>
-        <w:t xml:space="preserve">     Square: 4 triangles, each ½×5×4 → 40 sq ft</w:t>
-      </w:r>
-    </w:p>
-    <w:p>
-      <w:pPr>
-        <w:spacing w:after="20" w:before="0"/>
-      </w:pPr>
-      <w:r>
-        <w:t xml:space="preserve">     Triangle b=12, h=6 → 36 sq ft</w:t>
-      </w:r>
-    </w:p>
-    <w:p>
-      <w:pPr>
-        <w:spacing w:after="20" w:before="0"/>
-      </w:pPr>
-      <w:r>
-        <w:t xml:space="preserve">     Parallelogram b=9, h=4 → 36 sq ft</w:t>
+        <w:t xml:space="preserve">     L-shape: 10×6 + 4×3 → 72 sq ft</w:t>
+      </w:r>
+    </w:p>
+    <w:p>
+      <w:pPr>
+        <w:spacing w:after="20" w:before="0"/>
+      </w:pPr>
+      <w:r>
+        <w:t xml:space="preserve">     T-shape: 14×4 + 6×10 → 116 sq ft</w:t>
+      </w:r>
+    </w:p>
+    <w:p>
+      <w:pPr>
+        <w:spacing w:after="20" w:before="0"/>
+      </w:pPr>
+      <w:r>
+        <w:t xml:space="preserve">     Wall 15×10 minus window 5×4 → 130 sq ft</w:t>
+      </w:r>
+    </w:p>
+    <w:p>
+      <w:pPr>
+        <w:spacing w:after="20" w:before="0"/>
+      </w:pPr>
+      <w:r>
+        <w:t xml:space="preserve">     Pool 14×10 minus cutout 6×5 → 110 sq ft</w:t>
+      </w:r>
+    </w:p>
+    <w:p>
+      <w:pPr>
+        <w:spacing w:after="20" w:before="0"/>
+      </w:pPr>
+      <w:r>
+        <w:t xml:space="preserve">     L-shape: 8×5 + 3×6 → 58 sq ft</w:t>
+      </w:r>
+    </w:p>
+    <w:p>
+      <w:pPr>
+        <w:spacing w:after="20" w:before="0"/>
+      </w:pPr>
+      <w:r>
+        <w:t xml:space="preserve">     Floor 12×8 minus vent 2×3 → 90 sq ft</w:t>
       </w:r>
     </w:p>
     <w:p>
@@ -1981,31 +1804,47 @@
         <w:spacing w:after="20" w:before="0"/>
       </w:pPr>
       <w:r>
-        <w:t xml:space="preserve">     Pentagon: 5 × (½×8×5.5) = 110 sq ft → Area ≥ 90 sq ft</w:t>
-      </w:r>
-    </w:p>
-    <w:p>
-      <w:pPr>
-        <w:spacing w:after="20" w:before="0"/>
-      </w:pPr>
-      <w:r>
-        <w:t xml:space="preserve">     Hexagon: 6 × (½×6×5.2) = 93.6 sq ft → Area ≥ 90 sq ft</w:t>
-      </w:r>
-    </w:p>
-    <w:p>
-      <w:pPr>
-        <w:spacing w:after="20" w:before="0"/>
-      </w:pPr>
-      <w:r>
-        <w:t xml:space="preserve">     Octagon: 8 × (½×4×4.8) = 76.8 sq ft → Area &lt; 90 sq ft</w:t>
-      </w:r>
-    </w:p>
-    <w:p>
-      <w:pPr>
-        <w:spacing w:after="20" w:before="0"/>
-      </w:pPr>
-      <w:r>
-        <w:t xml:space="preserve">     Square: 4 × (½×5×4) = 40 sq ft → Area &lt; 90 sq ft</w:t>
+        <w:t xml:space="preserve">     L-shape: 12×8 + 6×5 = 126 sq ft → Area &gt; 100 sq ft</w:t>
+      </w:r>
+    </w:p>
+    <w:p>
+      <w:pPr>
+        <w:spacing w:after="20" w:before="0"/>
+      </w:pPr>
+      <w:r>
+        <w:t xml:space="preserve">     T-shape: 10×3 + 4×7 = 58 sq ft → Area ≤ 100 sq ft</w:t>
+      </w:r>
+    </w:p>
+    <w:p>
+      <w:pPr>
+        <w:spacing w:after="20" w:before="0"/>
+      </w:pPr>
+      <w:r>
+        <w:t xml:space="preserve">     Wall 15×10 − window 5×4 = 130 sq ft → Area &gt; 100 sq ft</w:t>
+      </w:r>
+    </w:p>
+    <w:p>
+      <w:pPr>
+        <w:spacing w:after="20" w:before="0"/>
+      </w:pPr>
+      <w:r>
+        <w:t xml:space="preserve">     L-shape: 9×7 + 3×4 = 75 sq ft → Area ≤ 100 sq ft</w:t>
+      </w:r>
+    </w:p>
+    <w:p>
+      <w:pPr>
+        <w:spacing w:after="20" w:before="0"/>
+      </w:pPr>
+      <w:r>
+        <w:t xml:space="preserve">     Floor 20×8 − vent 6×3 = 142 sq ft → Area &gt; 100 sq ft</w:t>
+      </w:r>
+    </w:p>
+    <w:p>
+      <w:pPr>
+        <w:spacing w:after="20" w:before="0"/>
+      </w:pPr>
+      <w:r>
+        <w:t xml:space="preserve">     U-shape: 10×8 − 4×3 = 68 sq ft → Area ≤ 100 sq ft</w:t>
       </w:r>
     </w:p>
     <w:p>
@@ -2033,35 +1872,35 @@
         <w:spacing w:after="20" w:before="0"/>
       </w:pPr>
       <w:r>
-        <w:t xml:space="preserve">     The mistake is in Step 3.</w:t>
-      </w:r>
-    </w:p>
-    <w:p>
-      <w:pPr>
-        <w:spacing w:after="20" w:before="0"/>
-      </w:pPr>
-      <w:r>
-        <w:t xml:space="preserve">     Correct work: The student forgot to multiply by ½ when finding the triangle's area. A = ½ × 6 × 4 = 12 sq ft, so Total = 5 × 12 = 60 sq ft.</w:t>
-      </w:r>
-    </w:p>
-    <w:p>
-      <w:pPr>
-        <w:spacing w:after="40" w:before="0"/>
-      </w:pPr>
-      <w:r>
-        <w:rPr>
-          <w:b/>
-          <w:bCs/>
-        </w:rPr>
-        <w:t xml:space="preserve">7. A. 72 cm²</w:t>
-      </w:r>
-    </w:p>
-    <w:p>
-      <w:pPr>
-        <w:spacing w:after="20" w:before="0"/>
-      </w:pPr>
-      <w:r>
-        <w:t xml:space="preserve">     A hexagon has 6 sides, so it splits into 6 equal triangles. Total = 6 × 12 = 72 cm².</w:t>
+        <w:t xml:space="preserve">     The mistake is in Step 4.</w:t>
+      </w:r>
+    </w:p>
+    <w:p>
+      <w:pPr>
+        <w:spacing w:after="20" w:before="0"/>
+      </w:pPr>
+      <w:r>
+        <w:t xml:space="preserve">     Correct work: The closet is cut out, so subtract its area instead of adding it. Usable area = 144 − 20 = 124 sq ft.</w:t>
+      </w:r>
+    </w:p>
+    <w:p>
+      <w:pPr>
+        <w:spacing w:after="40" w:before="0"/>
+      </w:pPr>
+      <w:r>
+        <w:rPr>
+          <w:b/>
+          <w:bCs/>
+        </w:rPr>
+        <w:t xml:space="preserve">7. A. 49 sq ft</w:t>
+      </w:r>
+    </w:p>
+    <w:p>
+      <w:pPr>
+        <w:spacing w:after="20" w:before="0"/>
+      </w:pPr>
+      <w:r>
+        <w:t xml:space="preserve">     Rectangle = 7 x 5 = 35 sq ft. Triangle = 1/2 x 7 x 4 = 14 sq ft. The pieces are joined, so add: 35 + 14 = 49 sq ft.</w:t>
       </w:r>
     </w:p>
     <w:p>
@@ -2073,27 +1912,27 @@
           <w:i/>
           <w:iCs/>
         </w:rPr>
-        <w:t xml:space="preserve">     Watch for: A common mistake in Area of Regular Polygons is stopping after finding the area of ONE triangle and reporting that as the total area — or adding the number of triangles instead of multiplying. Remember: total area = (one triangle's area) × (number of sides), not (one triangle's area) + (number of sides).</w:t>
-      </w:r>
-    </w:p>
-    <w:p>
-      <w:pPr>
-        <w:spacing w:after="40" w:before="0"/>
-      </w:pPr>
-      <w:r>
-        <w:rPr>
-          <w:b/>
-          <w:bCs/>
-        </w:rPr>
-        <w:t xml:space="preserve">8. A. 60 in²</w:t>
-      </w:r>
-    </w:p>
-    <w:p>
-      <w:pPr>
-        <w:spacing w:after="20" w:before="0"/>
-      </w:pPr>
-      <w:r>
-        <w:t xml:space="preserve">     One triangle = ½ × 4 × 6 = 12 in². A pentagon has 5 triangles, so total = 5 × 12 = 60 in².</w:t>
+        <w:t xml:space="preserve">     Watch for: A common mistake in Area of Composite Figures is adding every piece even when a piece has been cut out of the figure. For a 10 ft by 8 ft rectangle with a 3 ft by 2 ft rectangular notch cut from one corner, students compute the full rectangle 10 × 8 = 80 sq ft and stop, or they add the notch instead of removing it (80 + 6 = 86 sq ft) instead of subtracting it: 80 − (3 × 2) = 80 − 6 = 74 sq ft. Before submitting, check whether each piece is part of the figure (add it) or missing from the figure (subtract it).</w:t>
+      </w:r>
+    </w:p>
+    <w:p>
+      <w:pPr>
+        <w:spacing w:after="40" w:before="0"/>
+      </w:pPr>
+      <w:r>
+        <w:rPr>
+          <w:b/>
+          <w:bCs/>
+        </w:rPr>
+        <w:t xml:space="preserve">8. A. 75 sq ft</w:t>
+      </w:r>
+    </w:p>
+    <w:p>
+      <w:pPr>
+        <w:spacing w:after="20" w:before="0"/>
+      </w:pPr>
+      <w:r>
+        <w:t xml:space="preserve">     First rectangle = 9 x 6 = 54 sq ft. Second rectangle = 7 x 3 = 21 sq ft. Joined L-shape, so add: 54 + 21 = 75 sq ft.</w:t>
       </w:r>
     </w:p>
     <w:p>
@@ -2105,7 +1944,7 @@
           <w:i/>
           <w:iCs/>
         </w:rPr>
-        <w:t xml:space="preserve">     Watch for: A common mistake in Area of Regular Polygons is stopping after finding the area of ONE triangle and reporting that as the total area — or adding the number of triangles instead of multiplying. Remember: total area = (one triangle's area) × (number of sides), not (one triangle's area) + (number of sides).</w:t>
+        <w:t xml:space="preserve">     Watch for: A common mistake in Area of Composite Figures is adding every piece even when a piece has been cut out of the figure. For a 10 ft by 8 ft rectangle with a 3 ft by 2 ft rectangular notch cut from one corner, students compute the full rectangle 10 × 8 = 80 sq ft and stop, or they add the notch instead of removing it (80 + 6 = 86 sq ft) instead of subtracting it: 80 − (3 × 2) = 80 − 6 = 74 sq ft. Before submitting, check whether each piece is part of the figure (add it) or missing from the figure (subtract it).</w:t>
       </w:r>
     </w:p>
     <w:p>
@@ -2125,31 +1964,47 @@
         <w:spacing w:after="20" w:before="0"/>
       </w:pPr>
       <w:r>
-        <w:t xml:space="preserve">     Square tile triangle: ½ × 4 × 4 = 8 sq ft → One triangle ≤ 12 sq ft</w:t>
-      </w:r>
-    </w:p>
-    <w:p>
-      <w:pPr>
-        <w:spacing w:after="20" w:before="0"/>
-      </w:pPr>
-      <w:r>
-        <w:t xml:space="preserve">     Hexagon tile triangle: ½ × 6 × 4 = 12 sq ft → One triangle ≤ 12 sq ft</w:t>
-      </w:r>
-    </w:p>
-    <w:p>
-      <w:pPr>
-        <w:spacing w:after="20" w:before="0"/>
-      </w:pPr>
-      <w:r>
-        <w:t xml:space="preserve">     Octagon tile triangle: ½ × 10 × 3 = 15 sq ft → One triangle &gt; 12 sq ft</w:t>
-      </w:r>
-    </w:p>
-    <w:p>
-      <w:pPr>
-        <w:spacing w:after="20" w:before="0"/>
-      </w:pPr>
-      <w:r>
-        <w:t xml:space="preserve">     Pentagon tile triangle: ½ × 8 × 5 = 20 sq ft → One triangle &gt; 12 sq ft</w:t>
+        <w:t xml:space="preserve">     Triangular entrance canopy joined to the front wall → ADD to the total</w:t>
+      </w:r>
+    </w:p>
+    <w:p>
+      <w:pPr>
+        <w:spacing w:after="20" w:before="0"/>
+      </w:pPr>
+      <w:r>
+        <w:t xml:space="preserve">     Square skylight opening cut out of the roof → SUBTRACT from a larger shape</w:t>
+      </w:r>
+    </w:p>
+    <w:p>
+      <w:pPr>
+        <w:spacing w:after="20" w:before="0"/>
+      </w:pPr>
+      <w:r>
+        <w:t xml:space="preserve">     Rectangular wing attached to the main hall → ADD to the total</w:t>
+      </w:r>
+    </w:p>
+    <w:p>
+      <w:pPr>
+        <w:spacing w:after="20" w:before="0"/>
+      </w:pPr>
+      <w:r>
+        <w:t xml:space="preserve">     Elevator shaft removed from the office floor → SUBTRACT from a larger shape</w:t>
+      </w:r>
+    </w:p>
+    <w:p>
+      <w:pPr>
+        <w:spacing w:after="20" w:before="0"/>
+      </w:pPr>
+      <w:r>
+        <w:t xml:space="preserve">     Triangular gable joined on top of the rectangular wall → ADD to the total</w:t>
+      </w:r>
+    </w:p>
+    <w:p>
+      <w:pPr>
+        <w:spacing w:after="20" w:before="0"/>
+      </w:pPr>
+      <w:r>
+        <w:t xml:space="preserve">     Circular fountain basin carved out of the courtyard → SUBTRACT from a larger shape</w:t>
       </w:r>
     </w:p>
     <w:p>
@@ -2169,47 +2024,27 @@
           <w:b/>
           <w:bCs/>
         </w:rPr>
-        <w:t xml:space="preserve">10. Matches:</w:t>
-      </w:r>
-    </w:p>
-    <w:p>
-      <w:pPr>
-        <w:spacing w:after="20" w:before="0"/>
-      </w:pPr>
-      <w:r>
-        <w:t xml:space="preserve">     Square tile: 4 triangles, each ½×9×2 → 36 sq ft</w:t>
-      </w:r>
-    </w:p>
-    <w:p>
-      <w:pPr>
-        <w:spacing w:after="20" w:before="0"/>
-      </w:pPr>
-      <w:r>
-        <w:t xml:space="preserve">     Octagon tile: 8 triangles, each ½×3×4 → 48 sq ft</w:t>
-      </w:r>
-    </w:p>
-    <w:p>
-      <w:pPr>
-        <w:spacing w:after="20" w:before="0"/>
-      </w:pPr>
-      <w:r>
-        <w:t xml:space="preserve">     Hexagon tile: 6 triangles, each ½×5×3 → 45 sq ft</w:t>
-      </w:r>
-    </w:p>
-    <w:p>
-      <w:pPr>
-        <w:spacing w:after="20" w:before="0"/>
-      </w:pPr>
-      <w:r>
-        <w:t xml:space="preserve">     Equilateral triangle tile: 1 triangle, ½×7×6 → 21 sq ft</w:t>
-      </w:r>
-    </w:p>
-    <w:p>
-      <w:pPr>
-        <w:spacing w:after="40" w:before="0"/>
-      </w:pPr>
-      <w:r>
-        <w:t xml:space="preserve"/>
+        <w:t xml:space="preserve">10. A. 172 sq ft</w:t>
+      </w:r>
+    </w:p>
+    <w:p>
+      <w:pPr>
+        <w:spacing w:after="20" w:before="0"/>
+      </w:pPr>
+      <w:r>
+        <w:t xml:space="preserve">     Large rectangle = 16 x 12 = 192 sq ft. Cutout closet = 5 x 4 = 20 sq ft. A piece is removed, so subtract: 192 - 20 = 172 sq ft.</w:t>
+      </w:r>
+    </w:p>
+    <w:p>
+      <w:pPr>
+        <w:spacing w:after="80" w:before="0"/>
+      </w:pPr>
+      <w:r>
+        <w:rPr>
+          <w:i/>
+          <w:iCs/>
+        </w:rPr>
+        <w:t xml:space="preserve">     Watch for: A common mistake in Area of Composite Figures is adding every piece even when a piece has been cut out of the figure. For a 10 ft by 8 ft rectangle with a 3 ft by 2 ft rectangular notch cut from one corner, students compute the full rectangle 10 × 8 = 80 sq ft and stop, or they add the notch instead of removing it (80 + 6 = 86 sq ft) instead of subtracting it: 80 − (3 × 2) = 80 − 6 = 74 sq ft. Before submitting, check whether each piece is part of the figure (add it) or missing from the figure (subtract it).</w:t>
       </w:r>
     </w:p>
     <w:sectPr>

--- a/lessons/5-4/homework.docx
+++ b/lessons/5-4/homework.docx
@@ -12,7 +12,7 @@
           <w:b/>
           <w:bCs/>
         </w:rPr>
-        <w:t xml:space="preserve">Area of Composite Figures — Homework</w:t>
+        <w:t xml:space="preserve">Apply Area Concepts to Solve Problems — Homework</w:t>
       </w:r>
     </w:p>
     <w:p>
@@ -24,7 +24,7 @@
           <w:i/>
           <w:iCs/>
         </w:rPr>
-        <w:t xml:space="preserve">Lesson 5-5  •  Standard 6.GR.1</w:t>
+        <w:t xml:space="preserve">Lesson 5-4  •  Standard 6.GR.1</w:t>
       </w:r>
     </w:p>
     <w:p>
@@ -161,10 +161,10 @@
           <w:b/>
           <w:bCs/>
         </w:rPr>
-        <w:t xml:space="preserve">Composite Figure (Figura compuesta)</w:t>
-      </w:r>
-      <w:r>
-        <w:t xml:space="preserve"> — A shape made by putting two or more simple shapes together.</w:t>
+        <w:t xml:space="preserve">Area of Composite Figures (Área de figuras compuestas)</w:t>
+      </w:r>
+      <w:r>
+        <w:t xml:space="preserve"> — The total space inside a figure made of basic shapes. Formula: A = A₁ + A₂ — add the parts (or subtract a missing piece).</w:t>
       </w:r>
     </w:p>
     <w:p>
@@ -224,10 +224,10 @@
           <w:b/>
           <w:bCs/>
         </w:rPr>
-        <w:t xml:space="preserve">Decompose (Descomponer)</w:t>
-      </w:r>
-      <w:r>
-        <w:t xml:space="preserve"> — To break a shape into smaller, simpler shapes.</w:t>
+        <w:t xml:space="preserve">Composite Figure (Figura compuesta)</w:t>
+      </w:r>
+      <w:r>
+        <w:t xml:space="preserve"> — A shape made by putting two or more simple shapes together.</w:t>
       </w:r>
     </w:p>
     <w:p>
@@ -287,73 +287,10 @@
           <w:b/>
           <w:bCs/>
         </w:rPr>
-        <w:t xml:space="preserve">Add (Sumar)</w:t>
-      </w:r>
-      <w:r>
-        <w:t xml:space="preserve"> — Add up the areas of the smaller shapes to get the total.</w:t>
-      </w:r>
-    </w:p>
-    <w:p>
-      <w:pPr>
-        <w:keepNext/>
-        <w:spacing w:after="20" w:before="80"/>
-        <w:jc w:val="center"/>
-      </w:pPr>
-      <w:r>
-        <w:drawing>
-          <wp:inline distT="0" distB="0" distL="0" distR="0">
-            <wp:extent cx="1047750" cy="790575"/>
-            <wp:effectExtent t="0" r="0" b="0" l="0"/>
-            <wp:docPr id="1" name="" descr="" title=""/>
-            <wp:cNvGraphicFramePr>
-              <a:graphicFrameLocks xmlns:a="http://schemas.openxmlformats.org/drawingml/2006/main" noChangeAspect="1"/>
-            </wp:cNvGraphicFramePr>
-            <a:graphic xmlns:a="http://schemas.openxmlformats.org/drawingml/2006/main">
-              <a:graphicData uri="http://schemas.openxmlformats.org/drawingml/2006/picture">
-                <pic:pic xmlns:pic="http://schemas.openxmlformats.org/drawingml/2006/picture">
-                  <pic:nvPicPr>
-                    <pic:cNvPr id="0" name="" descr=""/>
-                    <pic:cNvPicPr>
-                      <a:picLocks noChangeAspect="1" noChangeArrowheads="1"/>
-                    </pic:cNvPicPr>
-                  </pic:nvPicPr>
-                  <pic:blipFill>
-                    <a:blip r:embed="rId8" cstate="none"/>
-                    <a:srcRect/>
-                    <a:stretch>
-                      <a:fillRect/>
-                    </a:stretch>
-                  </pic:blipFill>
-                  <pic:spPr bwMode="auto">
-                    <a:xfrm>
-                      <a:off x="0" y="0"/>
-                      <a:ext cx="1047750" cy="790575"/>
-                    </a:xfrm>
-                    <a:prstGeom prst="rect">
-                      <a:avLst/>
-                    </a:prstGeom>
-                  </pic:spPr>
-                </pic:pic>
-              </a:graphicData>
-            </a:graphic>
-          </wp:inline>
-        </w:drawing>
-      </w:r>
-    </w:p>
-    <w:p>
-      <w:pPr>
-        <w:keepNext/>
-        <w:spacing w:after="120"/>
-      </w:pPr>
-      <w:r>
-        <w:rPr>
-          <w:b/>
-          <w:bCs/>
-        </w:rPr>
-        <w:t xml:space="preserve">Subtract (Restar)</w:t>
-      </w:r>
-      <w:r>
-        <w:t xml:space="preserve"> — Take away the area of a missing piece from a bigger shape.</w:t>
+        <w:t xml:space="preserve">Decompose (Descomponer)</w:t>
+      </w:r>
+      <w:r>
+        <w:t xml:space="preserve"> — To break a shape into smaller, simpler shapes.</w:t>
       </w:r>
     </w:p>
     <w:p>
@@ -413,6 +350,132 @@
           <w:b/>
           <w:bCs/>
         </w:rPr>
+        <w:t xml:space="preserve">Add (Sumar)</w:t>
+      </w:r>
+      <w:r>
+        <w:t xml:space="preserve"> — Add up the areas of the smaller shapes to get the total.</w:t>
+      </w:r>
+    </w:p>
+    <w:p>
+      <w:pPr>
+        <w:keepNext/>
+        <w:spacing w:after="20" w:before="80"/>
+        <w:jc w:val="center"/>
+      </w:pPr>
+      <w:r>
+        <w:drawing>
+          <wp:inline distT="0" distB="0" distL="0" distR="0">
+            <wp:extent cx="1047750" cy="790575"/>
+            <wp:effectExtent t="0" r="0" b="0" l="0"/>
+            <wp:docPr id="1" name="" descr="" title=""/>
+            <wp:cNvGraphicFramePr>
+              <a:graphicFrameLocks xmlns:a="http://schemas.openxmlformats.org/drawingml/2006/main" noChangeAspect="1"/>
+            </wp:cNvGraphicFramePr>
+            <a:graphic xmlns:a="http://schemas.openxmlformats.org/drawingml/2006/main">
+              <a:graphicData uri="http://schemas.openxmlformats.org/drawingml/2006/picture">
+                <pic:pic xmlns:pic="http://schemas.openxmlformats.org/drawingml/2006/picture">
+                  <pic:nvPicPr>
+                    <pic:cNvPr id="0" name="" descr=""/>
+                    <pic:cNvPicPr>
+                      <a:picLocks noChangeAspect="1" noChangeArrowheads="1"/>
+                    </pic:cNvPicPr>
+                  </pic:nvPicPr>
+                  <pic:blipFill>
+                    <a:blip r:embed="rId11" cstate="none"/>
+                    <a:srcRect/>
+                    <a:stretch>
+                      <a:fillRect/>
+                    </a:stretch>
+                  </pic:blipFill>
+                  <pic:spPr bwMode="auto">
+                    <a:xfrm>
+                      <a:off x="0" y="0"/>
+                      <a:ext cx="1047750" cy="790575"/>
+                    </a:xfrm>
+                    <a:prstGeom prst="rect">
+                      <a:avLst/>
+                    </a:prstGeom>
+                  </pic:spPr>
+                </pic:pic>
+              </a:graphicData>
+            </a:graphic>
+          </wp:inline>
+        </w:drawing>
+      </w:r>
+    </w:p>
+    <w:p>
+      <w:pPr>
+        <w:keepNext/>
+        <w:spacing w:after="120"/>
+      </w:pPr>
+      <w:r>
+        <w:rPr>
+          <w:b/>
+          <w:bCs/>
+        </w:rPr>
+        <w:t xml:space="preserve">Subtract (Restar)</w:t>
+      </w:r>
+      <w:r>
+        <w:t xml:space="preserve"> — Take away the area of a missing piece from a bigger shape.</w:t>
+      </w:r>
+    </w:p>
+    <w:p>
+      <w:pPr>
+        <w:keepNext/>
+        <w:spacing w:after="20" w:before="80"/>
+        <w:jc w:val="center"/>
+      </w:pPr>
+      <w:r>
+        <w:drawing>
+          <wp:inline distT="0" distB="0" distL="0" distR="0">
+            <wp:extent cx="1047750" cy="790575"/>
+            <wp:effectExtent t="0" r="0" b="0" l="0"/>
+            <wp:docPr id="1" name="" descr="" title=""/>
+            <wp:cNvGraphicFramePr>
+              <a:graphicFrameLocks xmlns:a="http://schemas.openxmlformats.org/drawingml/2006/main" noChangeAspect="1"/>
+            </wp:cNvGraphicFramePr>
+            <a:graphic xmlns:a="http://schemas.openxmlformats.org/drawingml/2006/main">
+              <a:graphicData uri="http://schemas.openxmlformats.org/drawingml/2006/picture">
+                <pic:pic xmlns:pic="http://schemas.openxmlformats.org/drawingml/2006/picture">
+                  <pic:nvPicPr>
+                    <pic:cNvPr id="0" name="" descr=""/>
+                    <pic:cNvPicPr>
+                      <a:picLocks noChangeAspect="1" noChangeArrowheads="1"/>
+                    </pic:cNvPicPr>
+                  </pic:nvPicPr>
+                  <pic:blipFill>
+                    <a:blip r:embed="rId12" cstate="none"/>
+                    <a:srcRect/>
+                    <a:stretch>
+                      <a:fillRect/>
+                    </a:stretch>
+                  </pic:blipFill>
+                  <pic:spPr bwMode="auto">
+                    <a:xfrm>
+                      <a:off x="0" y="0"/>
+                      <a:ext cx="1047750" cy="790575"/>
+                    </a:xfrm>
+                    <a:prstGeom prst="rect">
+                      <a:avLst/>
+                    </a:prstGeom>
+                  </pic:spPr>
+                </pic:pic>
+              </a:graphicData>
+            </a:graphic>
+          </wp:inline>
+        </w:drawing>
+      </w:r>
+    </w:p>
+    <w:p>
+      <w:pPr>
+        <w:keepNext/>
+        <w:spacing w:after="120"/>
+      </w:pPr>
+      <w:r>
+        <w:rPr>
+          <w:b/>
+          <w:bCs/>
+        </w:rPr>
         <w:t xml:space="preserve">Formula (Fórmula)</w:t>
       </w:r>
       <w:r>
@@ -1257,7 +1320,7 @@
           <w:b/>
           <w:bCs/>
         </w:rPr>
-        <w:t xml:space="preserve">6. onLevel — Spot the Common Mistake</w:t>
+        <w:t xml:space="preserve">6. Spot the Common Mistake</w:t>
       </w:r>
     </w:p>
     <w:p>
@@ -1346,7 +1409,7 @@
           <w:b/>
           <w:bCs/>
         </w:rPr>
-        <w:t xml:space="preserve">7. Plan 1 — Office wing: the floor plan is a 7 ft by 5 ft rectangle with a triangular reading nook (base 7 ft, height 4 ft) joined on top. Decompose it and ADD the areas. What is the total floor area?</w:t>
+        <w:t xml:space="preserve">7. A 7 ft by 5 ft rectangle has a triangle (base 7 ft, height 4 ft) on top. Add the two areas. What is the total area?</w:t>
       </w:r>
     </w:p>
     <w:p>
@@ -1864,7 +1927,7 @@
           <w:b/>
           <w:bCs/>
         </w:rPr>
-        <w:t xml:space="preserve">6. onLevel — Spot the Common Mistake</w:t>
+        <w:t xml:space="preserve">6. Spot the Common Mistake</w:t>
       </w:r>
     </w:p>
     <w:p>
@@ -1881,6 +1944,14 @@
       </w:pPr>
       <w:r>
         <w:t xml:space="preserve">     Correct work: The closet is cut out, so subtract its area instead of adding it. Usable area = 144 − 20 = 124 sq ft.</w:t>
+      </w:r>
+    </w:p>
+    <w:p>
+      <w:pPr>
+        <w:spacing w:after="80" w:before="0"/>
+      </w:pPr>
+      <w:r>
+        <w:t xml:space="preserve">     Watch for: Both areas are found correctly, 144 sq ft and 20 sq ft, but the final step adds them. The closet was cut out of the floor, so its 20 sq ft is not usable space — subtract it: 144 − 20 = 124 sq ft. An answer of 164 sq ft should also look wrong, since usable floor can never exceed the whole 144 sq ft floor.</w:t>
       </w:r>
     </w:p>
     <w:p>
